--- a/Doc/client/HT_MK1_flashing_procedure.docx
+++ b/Doc/client/HT_MK1_flashing_procedure.docx
@@ -1,6 +1,6 @@
 
 <file path=word/document.xml><?xml version="1.0" encoding="utf-8"?>
-<w:document xmlns:wpc="http://schemas.microsoft.com/office/word/2010/wordprocessingCanvas" xmlns:cx="http://schemas.microsoft.com/office/drawing/2014/chartex" xmlns:cx1="http://schemas.microsoft.com/office/drawing/2015/9/8/chartex" xmlns:cx2="http://schemas.microsoft.com/office/drawing/2015/10/21/chartex" xmlns:cx3="http://schemas.microsoft.com/office/drawing/2016/5/9/chartex" xmlns:cx4="http://schemas.microsoft.com/office/drawing/2016/5/10/chartex" xmlns:cx5="http://schemas.microsoft.com/office/drawing/2016/5/11/chartex" xmlns:cx6="http://schemas.microsoft.com/office/drawing/2016/5/12/chartex" xmlns:cx7="http://schemas.microsoft.com/office/drawing/2016/5/13/chartex" xmlns:cx8="http://schemas.microsoft.com/office/drawing/2016/5/14/chartex" xmlns:mc="http://schemas.openxmlformats.org/markup-compatibility/2006" xmlns:aink="http://schemas.microsoft.com/office/drawing/2016/ink" xmlns:am3d="http://schemas.microsoft.com/office/drawing/2017/model3d" xmlns:o="urn:schemas-microsoft-com:office:office" xmlns:oel="http://schemas.microsoft.com/office/2019/extlst" xmlns:r="http://schemas.openxmlformats.org/officeDocument/2006/relationships" xmlns:m="http://schemas.openxmlformats.org/officeDocument/2006/math" xmlns:v="urn:schemas-microsoft-com:vml" xmlns:wp14="http://schemas.microsoft.com/office/word/2010/wordprocessingDrawing" xmlns:wp="http://schemas.openxmlformats.org/drawingml/2006/wordprocessingDrawing" xmlns:w10="urn:schemas-microsoft-com:office:word" xmlns:w="http://schemas.openxmlformats.org/wordprocessingml/2006/main" xmlns:w14="http://schemas.microsoft.com/office/word/2010/wordml" xmlns:w15="http://schemas.microsoft.com/office/word/2012/wordml" xmlns:w16cei="http://schemas.microsoft.com/office/word/2026/wordml/cei" xmlns:w16cex="http://schemas.microsoft.com/office/word/2018/wordml/cex" xmlns:w16cid="http://schemas.microsoft.com/office/word/2016/wordml/cid" xmlns:w16="http://schemas.microsoft.com/office/word/2018/wordml" xmlns:w16du="http://schemas.microsoft.com/office/word/2023/wordml/word16du" xmlns:w16sdtdh="http://schemas.microsoft.com/office/word/2020/wordml/sdtdatahash" xmlns:w16sdtfl="http://schemas.microsoft.com/office/word/2024/wordml/sdtformatlock" xmlns:w16se="http://schemas.microsoft.com/office/word/2015/wordml/symex" xmlns:wpg="http://schemas.microsoft.com/office/word/2010/wordprocessingGroup" xmlns:wpi="http://schemas.microsoft.com/office/word/2010/wordprocessingInk" xmlns:wne="http://schemas.microsoft.com/office/word/2006/wordml" xmlns:wps="http://schemas.microsoft.com/office/word/2010/wordprocessingShape" mc:Ignorable="w14 w15 w16se w16cid w16 w16cex w16sdtdh w16sdtfl w16du wp14">
+<w:document xmlns:wpc="http://schemas.microsoft.com/office/word/2010/wordprocessingCanvas" xmlns:cx="http://schemas.microsoft.com/office/drawing/2014/chartex" xmlns:cx1="http://schemas.microsoft.com/office/drawing/2015/9/8/chartex" xmlns:cx2="http://schemas.microsoft.com/office/drawing/2015/10/21/chartex" xmlns:cx3="http://schemas.microsoft.com/office/drawing/2016/5/9/chartex" xmlns:cx4="http://schemas.microsoft.com/office/drawing/2016/5/10/chartex" xmlns:cx5="http://schemas.microsoft.com/office/drawing/2016/5/11/chartex" xmlns:cx6="http://schemas.microsoft.com/office/drawing/2016/5/12/chartex" xmlns:cx7="http://schemas.microsoft.com/office/drawing/2016/5/13/chartex" xmlns:cx8="http://schemas.microsoft.com/office/drawing/2016/5/14/chartex" xmlns:mc="http://schemas.openxmlformats.org/markup-compatibility/2006" xmlns:aink="http://schemas.microsoft.com/office/drawing/2016/ink" xmlns:am3d="http://schemas.microsoft.com/office/drawing/2017/model3d" xmlns:o="urn:schemas-microsoft-com:office:office" xmlns:oel="http://schemas.microsoft.com/office/2019/extlst" xmlns:r="http://schemas.openxmlformats.org/officeDocument/2006/relationships" xmlns:m="http://schemas.openxmlformats.org/officeDocument/2006/math" xmlns:v="urn:schemas-microsoft-com:vml" xmlns:wp14="http://schemas.microsoft.com/office/word/2010/wordprocessingDrawing" xmlns:wp="http://schemas.openxmlformats.org/drawingml/2006/wordprocessingDrawing" xmlns:w10="urn:schemas-microsoft-com:office:word" xmlns:w="http://schemas.openxmlformats.org/wordprocessingml/2006/main" xmlns:w14="http://schemas.microsoft.com/office/word/2010/wordml" xmlns:w15="http://schemas.microsoft.com/office/word/2012/wordml" xmlns:w16cex="http://schemas.microsoft.com/office/word/2018/wordml/cex" xmlns:w16cid="http://schemas.microsoft.com/office/word/2016/wordml/cid" xmlns:w16="http://schemas.microsoft.com/office/word/2018/wordml" xmlns:w16du="http://schemas.microsoft.com/office/word/2023/wordml/word16du" xmlns:w16sdtdh="http://schemas.microsoft.com/office/word/2020/wordml/sdtdatahash" xmlns:w16sdtfl="http://schemas.microsoft.com/office/word/2024/wordml/sdtformatlock" xmlns:w16se="http://schemas.microsoft.com/office/word/2015/wordml/symex" xmlns:wpg="http://schemas.microsoft.com/office/word/2010/wordprocessingGroup" xmlns:wpi="http://schemas.microsoft.com/office/word/2010/wordprocessingInk" xmlns:wne="http://schemas.microsoft.com/office/word/2006/wordml" xmlns:wps="http://schemas.microsoft.com/office/word/2010/wordprocessingShape" mc:Ignorable="w14 w15 w16se w16cid w16 w16cex w16sdtdh w16sdtfl w16du wp14">
   <w:body>
     <w:p>
       <w:pPr>
@@ -11,10 +11,10 @@
           <w:noProof/>
         </w:rPr>
         <w:drawing>
-          <wp:inline distT="0" distB="0" distL="0" distR="0" wp14:anchorId="71B06A47" wp14:editId="17EA1D9B">
+          <wp:inline distT="0" distB="0" distL="0" distR="0" wp14:anchorId="72476A48" wp14:editId="38C552F5">
             <wp:extent cx="1280160" cy="1280160"/>
             <wp:effectExtent l="0" t="0" r="0" b="0"/>
-            <wp:docPr id="1" name="Picture 1"/>
+            <wp:docPr id="4" name="Picture 4"/>
             <wp:cNvGraphicFramePr>
               <a:graphicFrameLocks xmlns:a="http://schemas.openxmlformats.org/drawingml/2006/main" noChangeAspect="1"/>
             </wp:cNvGraphicFramePr>
@@ -22,7 +22,7 @@
               <a:graphicData uri="http://schemas.openxmlformats.org/drawingml/2006/picture">
                 <pic:pic xmlns:pic="http://schemas.openxmlformats.org/drawingml/2006/picture">
                   <pic:nvPicPr>
-                    <pic:cNvPr id="0" name="company_logo.jpeg"/>
+                    <pic:cNvPr id="0" name="image.jpg"/>
                     <pic:cNvPicPr/>
                   </pic:nvPicPr>
                   <pic:blipFill>
@@ -47,9 +47,6 @@
         </w:drawing>
       </w:r>
     </w:p>
-    <w:p/>
-    <w:p/>
-    <w:p/>
     <w:p>
       <w:pPr>
         <w:jc w:val="center"/>
@@ -57,7 +54,8 @@
       <w:r>
         <w:rPr>
           <w:b/>
-          <w:sz w:val="52"/>
+          <w:color w:val="1F4E79"/>
+          <w:sz w:val="64"/>
         </w:rPr>
         <w:t>HT_MK1 Harness Tester</w:t>
       </w:r>
@@ -68,231 +66,86 @@
       </w:pPr>
       <w:r>
         <w:rPr>
-          <w:sz w:val="36"/>
+          <w:b/>
+          <w:sz w:val="48"/>
         </w:rPr>
         <w:t>Flashing Procedure</w:t>
       </w:r>
     </w:p>
-    <w:p/>
-    <w:p/>
-    <w:tbl>
-      <w:tblPr>
-        <w:tblW w:w="0" w:type="auto"/>
+    <w:p>
+      <w:pPr>
         <w:jc w:val="center"/>
-        <w:tblLook w:val="04A0" w:firstRow="1" w:lastRow="0" w:firstColumn="1" w:lastColumn="0" w:noHBand="0" w:noVBand="1"/>
-      </w:tblPr>
-      <w:tblGrid>
-        <w:gridCol w:w="4873"/>
-        <w:gridCol w:w="4873"/>
-      </w:tblGrid>
-      <w:tr>
-        <w:trPr>
-          <w:jc w:val="center"/>
-        </w:trPr>
-        <w:tc>
-          <w:tcPr>
-            <w:tcW w:w="4873" w:type="dxa"/>
-          </w:tcPr>
-          <w:p>
-            <w:r>
-              <w:rPr>
-                <w:b/>
-              </w:rPr>
-              <w:t>Document ID:</w:t>
-            </w:r>
-          </w:p>
-        </w:tc>
-        <w:tc>
-          <w:tcPr>
-            <w:tcW w:w="4873" w:type="dxa"/>
-          </w:tcPr>
-          <w:p>
-            <w:r>
-              <w:t>HT_MK1_FP</w:t>
-            </w:r>
-          </w:p>
-        </w:tc>
-      </w:tr>
-      <w:tr>
-        <w:trPr>
-          <w:jc w:val="center"/>
-        </w:trPr>
-        <w:tc>
-          <w:tcPr>
-            <w:tcW w:w="4873" w:type="dxa"/>
-          </w:tcPr>
-          <w:p>
-            <w:r>
-              <w:rPr>
-                <w:b/>
-              </w:rPr>
-              <w:t>Document Version:</w:t>
-            </w:r>
-          </w:p>
-        </w:tc>
-        <w:tc>
-          <w:tcPr>
-            <w:tcW w:w="4873" w:type="dxa"/>
-          </w:tcPr>
-          <w:p>
-            <w:r>
-              <w:t>1.0</w:t>
-            </w:r>
-          </w:p>
-        </w:tc>
-      </w:tr>
-      <w:tr>
-        <w:trPr>
-          <w:jc w:val="center"/>
-        </w:trPr>
-        <w:tc>
-          <w:tcPr>
-            <w:tcW w:w="4873" w:type="dxa"/>
-          </w:tcPr>
-          <w:p>
-            <w:r>
-              <w:rPr>
-                <w:b/>
-              </w:rPr>
-              <w:t>Date:</w:t>
-            </w:r>
-          </w:p>
-        </w:tc>
-        <w:tc>
-          <w:tcPr>
-            <w:tcW w:w="4873" w:type="dxa"/>
-          </w:tcPr>
-          <w:p>
-            <w:r>
-              <w:t>27 August 2026</w:t>
-            </w:r>
-          </w:p>
-        </w:tc>
-      </w:tr>
-      <w:tr>
-        <w:trPr>
-          <w:jc w:val="center"/>
-        </w:trPr>
-        <w:tc>
-          <w:tcPr>
-            <w:tcW w:w="4873" w:type="dxa"/>
-          </w:tcPr>
-          <w:p>
-            <w:r>
-              <w:rPr>
-                <w:b/>
-              </w:rPr>
-              <w:t>System:</w:t>
-            </w:r>
-          </w:p>
-        </w:tc>
-        <w:tc>
-          <w:tcPr>
-            <w:tcW w:w="4873" w:type="dxa"/>
-          </w:tcPr>
-          <w:p>
-            <w:r>
-              <w:t>Control Card (STM32G474RET6)</w:t>
-            </w:r>
-          </w:p>
-        </w:tc>
-      </w:tr>
-      <w:tr>
-        <w:trPr>
-          <w:jc w:val="center"/>
-        </w:trPr>
-        <w:tc>
-          <w:tcPr>
-            <w:tcW w:w="4873" w:type="dxa"/>
-          </w:tcPr>
-          <w:p>
-            <w:r>
-              <w:rPr>
-                <w:b/>
-              </w:rPr>
-              <w:t>Prepared by:</w:t>
-            </w:r>
-          </w:p>
-        </w:tc>
-        <w:tc>
-          <w:tcPr>
-            <w:tcW w:w="4873" w:type="dxa"/>
-          </w:tcPr>
-          <w:p>
-            <w:r>
-              <w:t>Azista BST Aerospace Private Limited</w:t>
-            </w:r>
-          </w:p>
-        </w:tc>
-      </w:tr>
-      <w:tr>
-        <w:trPr>
-          <w:jc w:val="center"/>
-        </w:trPr>
-        <w:tc>
-          <w:tcPr>
-            <w:tcW w:w="4873" w:type="dxa"/>
-          </w:tcPr>
-          <w:p>
-            <w:r>
-              <w:rPr>
-                <w:b/>
-              </w:rPr>
-              <w:t>Prepared for:</w:t>
-            </w:r>
-          </w:p>
-        </w:tc>
-        <w:tc>
-          <w:tcPr>
-            <w:tcW w:w="4873" w:type="dxa"/>
-          </w:tcPr>
-          <w:p>
-            <w:r>
-              <w:t>Infinity Integration Pvt. Ltd.</w:t>
-            </w:r>
-          </w:p>
-        </w:tc>
-      </w:tr>
-      <w:tr>
-        <w:trPr>
-          <w:jc w:val="center"/>
-        </w:trPr>
-        <w:tc>
-          <w:tcPr>
-            <w:tcW w:w="4873" w:type="dxa"/>
-          </w:tcPr>
-          <w:p>
-            <w:r>
-              <w:rPr>
-                <w:b/>
-              </w:rPr>
-              <w:t>Classification:</w:t>
-            </w:r>
-          </w:p>
-        </w:tc>
-        <w:tc>
-          <w:tcPr>
-            <w:tcW w:w="4873" w:type="dxa"/>
-          </w:tcPr>
-          <w:p>
-            <w:r>
-              <w:t>Confidential</w:t>
-            </w:r>
-          </w:p>
-        </w:tc>
-      </w:tr>
-    </w:tbl>
+      </w:pPr>
+    </w:p>
     <w:p>
+      <w:pPr>
+        <w:jc w:val="center"/>
+      </w:pPr>
       <w:r>
-        <w:br w:type="page"/>
+        <w:rPr>
+          <w:sz w:val="28"/>
+        </w:rPr>
+        <w:t>Document ID: HT_MK1_FP</w:t>
       </w:r>
     </w:p>
     <w:p>
       <w:pPr>
+        <w:jc w:val="center"/>
+      </w:pPr>
+      <w:r>
+        <w:rPr>
+          <w:sz w:val="28"/>
+        </w:rPr>
+        <w:t>Revision: 1.0</w:t>
+      </w:r>
+    </w:p>
+    <w:p>
+      <w:pPr>
+        <w:jc w:val="center"/>
+      </w:pPr>
+      <w:r>
+        <w:rPr>
+          <w:sz w:val="28"/>
+        </w:rPr>
+        <w:br/>
+        <w:t>Date: 27-Aug-2026</w:t>
+      </w:r>
+    </w:p>
+    <w:p>
+      <w:pPr>
+        <w:jc w:val="center"/>
+      </w:pPr>
+    </w:p>
+    <w:p>
+      <w:pPr>
+        <w:jc w:val="center"/>
+      </w:pPr>
+      <w:r>
+        <w:br/>
+      </w:r>
+      <w:r>
+        <w:br/>
+      </w:r>
+      <w:r>
+        <w:rPr>
+          <w:b/>
+          <w:sz w:val="48"/>
+        </w:rPr>
+        <w:t>Infinity Integration Pvt. Ltd.</w:t>
+      </w:r>
+    </w:p>
+    <w:p>
+      <w:pPr>
         <w:pStyle w:val="Heading1"/>
-      </w:pPr>
-      <w:bookmarkStart w:id="0" w:name="_Toc238739870"/>
+        <w:pageBreakBefore/>
+        <w:numPr>
+          <w:ilvl w:val="0"/>
+          <w:numId w:val="0"/>
+        </w:numPr>
+      </w:pPr>
+      <w:bookmarkStart w:id="0" w:name="_Toc240070193"/>
       <w:r>
+        <w:lastRenderedPageBreak/>
         <w:t>Revision History</w:t>
       </w:r>
       <w:bookmarkEnd w:id="0"/>
@@ -301,29 +154,34 @@
       <w:tblPr>
         <w:tblStyle w:val="LightGrid-Accent1"/>
         <w:tblW w:w="0" w:type="auto"/>
-        <w:jc w:val="center"/>
         <w:tblLook w:val="04A0" w:firstRow="1" w:lastRow="0" w:firstColumn="1" w:lastColumn="0" w:noHBand="0" w:noVBand="1"/>
       </w:tblPr>
       <w:tblGrid>
-        <w:gridCol w:w="2436"/>
-        <w:gridCol w:w="2436"/>
-        <w:gridCol w:w="2436"/>
-        <w:gridCol w:w="2436"/>
+        <w:gridCol w:w="2520"/>
+        <w:gridCol w:w="2520"/>
+        <w:gridCol w:w="2520"/>
+        <w:gridCol w:w="2520"/>
       </w:tblGrid>
       <w:tr>
         <w:trPr>
           <w:cnfStyle w:val="100000000000" w:firstRow="1" w:lastRow="0" w:firstColumn="0" w:lastColumn="0" w:oddVBand="0" w:evenVBand="0" w:oddHBand="0" w:evenHBand="0" w:firstRowFirstColumn="0" w:firstRowLastColumn="0" w:lastRowFirstColumn="0" w:lastRowLastColumn="0"/>
-          <w:jc w:val="center"/>
         </w:trPr>
         <w:tc>
           <w:tcPr>
             <w:cnfStyle w:val="001000000000" w:firstRow="0" w:lastRow="0" w:firstColumn="1" w:lastColumn="0" w:oddVBand="0" w:evenVBand="0" w:oddHBand="0" w:evenHBand="0" w:firstRowFirstColumn="0" w:firstRowLastColumn="0" w:lastRowFirstColumn="0" w:lastRowLastColumn="0"/>
-            <w:tcW w:w="2436" w:type="dxa"/>
+            <w:tcW w:w="2520" w:type="dxa"/>
           </w:tcPr>
           <w:p>
+            <w:pPr>
+              <w:rPr>
+                <w:sz w:val="28"/>
+                <w:szCs w:val="28"/>
+              </w:rPr>
+            </w:pPr>
             <w:r>
               <w:rPr>
-                <w:sz w:val="20"/>
+                <w:sz w:val="28"/>
+                <w:szCs w:val="28"/>
               </w:rPr>
               <w:t>Version</w:t>
             </w:r>
@@ -331,15 +189,20 @@
         </w:tc>
         <w:tc>
           <w:tcPr>
-            <w:tcW w:w="2436" w:type="dxa"/>
+            <w:tcW w:w="2520" w:type="dxa"/>
           </w:tcPr>
           <w:p>
             <w:pPr>
               <w:cnfStyle w:val="100000000000" w:firstRow="1" w:lastRow="0" w:firstColumn="0" w:lastColumn="0" w:oddVBand="0" w:evenVBand="0" w:oddHBand="0" w:evenHBand="0" w:firstRowFirstColumn="0" w:firstRowLastColumn="0" w:lastRowFirstColumn="0" w:lastRowLastColumn="0"/>
+              <w:rPr>
+                <w:sz w:val="28"/>
+                <w:szCs w:val="28"/>
+              </w:rPr>
             </w:pPr>
             <w:r>
               <w:rPr>
-                <w:sz w:val="20"/>
+                <w:sz w:val="28"/>
+                <w:szCs w:val="28"/>
               </w:rPr>
               <w:t>Date</w:t>
             </w:r>
@@ -347,15 +210,20 @@
         </w:tc>
         <w:tc>
           <w:tcPr>
-            <w:tcW w:w="2436" w:type="dxa"/>
+            <w:tcW w:w="2520" w:type="dxa"/>
           </w:tcPr>
           <w:p>
             <w:pPr>
               <w:cnfStyle w:val="100000000000" w:firstRow="1" w:lastRow="0" w:firstColumn="0" w:lastColumn="0" w:oddVBand="0" w:evenVBand="0" w:oddHBand="0" w:evenHBand="0" w:firstRowFirstColumn="0" w:firstRowLastColumn="0" w:lastRowFirstColumn="0" w:lastRowLastColumn="0"/>
+              <w:rPr>
+                <w:sz w:val="28"/>
+                <w:szCs w:val="28"/>
+              </w:rPr>
             </w:pPr>
             <w:r>
               <w:rPr>
-                <w:sz w:val="20"/>
+                <w:sz w:val="28"/>
+                <w:szCs w:val="28"/>
               </w:rPr>
               <w:t>Description</w:t>
             </w:r>
@@ -363,15 +231,20 @@
         </w:tc>
         <w:tc>
           <w:tcPr>
-            <w:tcW w:w="2436" w:type="dxa"/>
+            <w:tcW w:w="2520" w:type="dxa"/>
           </w:tcPr>
           <w:p>
             <w:pPr>
               <w:cnfStyle w:val="100000000000" w:firstRow="1" w:lastRow="0" w:firstColumn="0" w:lastColumn="0" w:oddVBand="0" w:evenVBand="0" w:oddHBand="0" w:evenHBand="0" w:firstRowFirstColumn="0" w:firstRowLastColumn="0" w:lastRowFirstColumn="0" w:lastRowLastColumn="0"/>
+              <w:rPr>
+                <w:sz w:val="28"/>
+                <w:szCs w:val="28"/>
+              </w:rPr>
             </w:pPr>
             <w:r>
               <w:rPr>
-                <w:sz w:val="20"/>
+                <w:sz w:val="28"/>
+                <w:szCs w:val="28"/>
               </w:rPr>
               <w:t>Author</w:t>
             </w:r>
@@ -381,17 +254,23 @@
       <w:tr>
         <w:trPr>
           <w:cnfStyle w:val="000000100000" w:firstRow="0" w:lastRow="0" w:firstColumn="0" w:lastColumn="0" w:oddVBand="0" w:evenVBand="0" w:oddHBand="1" w:evenHBand="0" w:firstRowFirstColumn="0" w:firstRowLastColumn="0" w:lastRowFirstColumn="0" w:lastRowLastColumn="0"/>
-          <w:jc w:val="center"/>
         </w:trPr>
         <w:tc>
           <w:tcPr>
             <w:cnfStyle w:val="001000000000" w:firstRow="0" w:lastRow="0" w:firstColumn="1" w:lastColumn="0" w:oddVBand="0" w:evenVBand="0" w:oddHBand="0" w:evenHBand="0" w:firstRowFirstColumn="0" w:firstRowLastColumn="0" w:lastRowFirstColumn="0" w:lastRowLastColumn="0"/>
-            <w:tcW w:w="2436" w:type="dxa"/>
+            <w:tcW w:w="2520" w:type="dxa"/>
           </w:tcPr>
           <w:p>
+            <w:pPr>
+              <w:rPr>
+                <w:sz w:val="28"/>
+                <w:szCs w:val="28"/>
+              </w:rPr>
+            </w:pPr>
             <w:r>
               <w:rPr>
-                <w:sz w:val="19"/>
+                <w:sz w:val="28"/>
+                <w:szCs w:val="28"/>
               </w:rPr>
               <w:t>1.0</w:t>
             </w:r>
@@ -399,15 +278,20 @@
         </w:tc>
         <w:tc>
           <w:tcPr>
-            <w:tcW w:w="2436" w:type="dxa"/>
+            <w:tcW w:w="2520" w:type="dxa"/>
           </w:tcPr>
           <w:p>
             <w:pPr>
               <w:cnfStyle w:val="000000100000" w:firstRow="0" w:lastRow="0" w:firstColumn="0" w:lastColumn="0" w:oddVBand="0" w:evenVBand="0" w:oddHBand="1" w:evenHBand="0" w:firstRowFirstColumn="0" w:firstRowLastColumn="0" w:lastRowFirstColumn="0" w:lastRowLastColumn="0"/>
+              <w:rPr>
+                <w:sz w:val="28"/>
+                <w:szCs w:val="28"/>
+              </w:rPr>
             </w:pPr>
             <w:r>
               <w:rPr>
-                <w:sz w:val="19"/>
+                <w:sz w:val="28"/>
+                <w:szCs w:val="28"/>
               </w:rPr>
               <w:t>27 August 2026</w:t>
             </w:r>
@@ -415,15 +299,20 @@
         </w:tc>
         <w:tc>
           <w:tcPr>
-            <w:tcW w:w="2436" w:type="dxa"/>
+            <w:tcW w:w="2520" w:type="dxa"/>
           </w:tcPr>
           <w:p>
             <w:pPr>
               <w:cnfStyle w:val="000000100000" w:firstRow="0" w:lastRow="0" w:firstColumn="0" w:lastColumn="0" w:oddVBand="0" w:evenVBand="0" w:oddHBand="1" w:evenHBand="0" w:firstRowFirstColumn="0" w:firstRowLastColumn="0" w:lastRowFirstColumn="0" w:lastRowLastColumn="0"/>
+              <w:rPr>
+                <w:sz w:val="28"/>
+                <w:szCs w:val="28"/>
+              </w:rPr>
             </w:pPr>
             <w:r>
               <w:rPr>
-                <w:sz w:val="19"/>
+                <w:sz w:val="28"/>
+                <w:szCs w:val="28"/>
               </w:rPr>
               <w:t>Initial release</w:t>
             </w:r>
@@ -431,15 +320,20 @@
         </w:tc>
         <w:tc>
           <w:tcPr>
-            <w:tcW w:w="2436" w:type="dxa"/>
+            <w:tcW w:w="2520" w:type="dxa"/>
           </w:tcPr>
           <w:p>
             <w:pPr>
               <w:cnfStyle w:val="000000100000" w:firstRow="0" w:lastRow="0" w:firstColumn="0" w:lastColumn="0" w:oddVBand="0" w:evenVBand="0" w:oddHBand="1" w:evenHBand="0" w:firstRowFirstColumn="0" w:firstRowLastColumn="0" w:lastRowFirstColumn="0" w:lastRowLastColumn="0"/>
+              <w:rPr>
+                <w:sz w:val="28"/>
+                <w:szCs w:val="28"/>
+              </w:rPr>
             </w:pPr>
             <w:r>
               <w:rPr>
-                <w:sz w:val="19"/>
+                <w:sz w:val="28"/>
+                <w:szCs w:val="28"/>
               </w:rPr>
               <w:t>[Author]</w:t>
             </w:r>
@@ -450,34 +344,44 @@
     <w:p/>
     <w:p>
       <w:pPr>
-        <w:pStyle w:val="Heading1"/>
-      </w:pPr>
-      <w:bookmarkStart w:id="1" w:name="_Toc238739871"/>
+        <w:pStyle w:val="TOCHeading"/>
+        <w:pageBreakBefore/>
+        <w:numPr>
+          <w:ilvl w:val="0"/>
+          <w:numId w:val="0"/>
+        </w:numPr>
+      </w:pPr>
       <w:r>
+        <w:lastRenderedPageBreak/>
         <w:t>Table of Contents</w:t>
       </w:r>
-      <w:bookmarkEnd w:id="1"/>
     </w:p>
     <w:p>
       <w:pPr>
         <w:pStyle w:val="TOC1"/>
         <w:tabs>
-          <w:tab w:val="right" w:leader="dot" w:pos="9736"/>
+          <w:tab w:val="right" w:leader="dot" w:pos="10070"/>
         </w:tabs>
         <w:rPr>
+          <w:rFonts w:asciiTheme="minorHAnsi" w:hAnsiTheme="minorHAnsi"/>
           <w:noProof/>
+          <w:kern w:val="2"/>
+          <w:sz w:val="24"/>
+          <w:szCs w:val="24"/>
+          <w:lang w:val="en-IN" w:eastAsia="en-IN"/>
+          <w14:ligatures w14:val="standardContextual"/>
         </w:rPr>
       </w:pPr>
       <w:r>
         <w:fldChar w:fldCharType="begin"/>
       </w:r>
       <w:r>
-        <w:instrText>TOC \o "1-3" \h \z \u</w:instrText>
+        <w:instrText xml:space="preserve"> TOC \o "1-3" \h \z \u </w:instrText>
       </w:r>
       <w:r>
         <w:fldChar w:fldCharType="separate"/>
       </w:r>
-      <w:hyperlink w:anchor="_Toc238739870" w:history="1">
+      <w:hyperlink w:anchor="_Toc240070193" w:history="1">
         <w:r>
           <w:rPr>
             <w:rStyle w:val="Hyperlink"/>
@@ -504,7 +408,7 @@
             <w:noProof/>
             <w:webHidden/>
           </w:rPr>
-          <w:instrText xml:space="preserve"> PAGEREF _Toc238739870 \h </w:instrText>
+          <w:instrText xml:space="preserve"> PAGEREF _Toc240070193 \h </w:instrText>
         </w:r>
         <w:r>
           <w:rPr>
@@ -539,24 +443,34 @@
       <w:pPr>
         <w:pStyle w:val="TOC1"/>
         <w:tabs>
-          <w:tab w:val="right" w:leader="dot" w:pos="9736"/>
+          <w:tab w:val="right" w:leader="dot" w:pos="10070"/>
         </w:tabs>
         <w:rPr>
+          <w:rFonts w:asciiTheme="minorHAnsi" w:hAnsiTheme="minorHAnsi"/>
           <w:noProof/>
+          <w:kern w:val="2"/>
+          <w:sz w:val="28"/>
+          <w:szCs w:val="28"/>
+          <w:lang w:val="en-IN" w:eastAsia="en-IN"/>
+          <w14:ligatures w14:val="standardContextual"/>
         </w:rPr>
       </w:pPr>
-      <w:hyperlink w:anchor="_Toc238739871" w:history="1">
+      <w:hyperlink w:anchor="_Toc240070194" w:history="1">
         <w:r>
           <w:rPr>
             <w:rStyle w:val="Hyperlink"/>
             <w:noProof/>
+            <w:sz w:val="28"/>
+            <w:szCs w:val="28"/>
           </w:rPr>
-          <w:t>Table of Contents</w:t>
+          <w:t>1 Purpose and Scope</w:t>
         </w:r>
         <w:r>
           <w:rPr>
             <w:noProof/>
             <w:webHidden/>
+            <w:sz w:val="28"/>
+            <w:szCs w:val="28"/>
           </w:rPr>
           <w:tab/>
         </w:r>
@@ -564,6 +478,8 @@
           <w:rPr>
             <w:noProof/>
             <w:webHidden/>
+            <w:sz w:val="28"/>
+            <w:szCs w:val="28"/>
           </w:rPr>
           <w:fldChar w:fldCharType="begin"/>
         </w:r>
@@ -571,19 +487,25 @@
           <w:rPr>
             <w:noProof/>
             <w:webHidden/>
+            <w:sz w:val="28"/>
+            <w:szCs w:val="28"/>
           </w:rPr>
-          <w:instrText xml:space="preserve"> PAGEREF _Toc238739871 \h </w:instrText>
+          <w:instrText xml:space="preserve"> PAGEREF _Toc240070194 \h </w:instrText>
         </w:r>
         <w:r>
           <w:rPr>
             <w:noProof/>
             <w:webHidden/>
+            <w:sz w:val="28"/>
+            <w:szCs w:val="28"/>
           </w:rPr>
         </w:r>
         <w:r>
           <w:rPr>
             <w:noProof/>
             <w:webHidden/>
+            <w:sz w:val="28"/>
+            <w:szCs w:val="28"/>
           </w:rPr>
           <w:fldChar w:fldCharType="separate"/>
         </w:r>
@@ -591,13 +513,17 @@
           <w:rPr>
             <w:noProof/>
             <w:webHidden/>
+            <w:sz w:val="28"/>
+            <w:szCs w:val="28"/>
           </w:rPr>
-          <w:t>2</w:t>
+          <w:t>3</w:t>
         </w:r>
         <w:r>
           <w:rPr>
             <w:noProof/>
             <w:webHidden/>
+            <w:sz w:val="28"/>
+            <w:szCs w:val="28"/>
           </w:rPr>
           <w:fldChar w:fldCharType="end"/>
         </w:r>
@@ -605,26 +531,36 @@
     </w:p>
     <w:p>
       <w:pPr>
-        <w:pStyle w:val="TOC1"/>
+        <w:pStyle w:val="TOC2"/>
         <w:tabs>
-          <w:tab w:val="right" w:leader="dot" w:pos="9736"/>
+          <w:tab w:val="right" w:leader="dot" w:pos="10070"/>
         </w:tabs>
         <w:rPr>
+          <w:rFonts w:asciiTheme="minorHAnsi" w:hAnsiTheme="minorHAnsi"/>
           <w:noProof/>
+          <w:kern w:val="2"/>
+          <w:sz w:val="28"/>
+          <w:szCs w:val="28"/>
+          <w:lang w:val="en-IN" w:eastAsia="en-IN"/>
+          <w14:ligatures w14:val="standardContextual"/>
         </w:rPr>
       </w:pPr>
-      <w:hyperlink w:anchor="_Toc238739872" w:history="1">
+      <w:hyperlink w:anchor="_Toc240070195" w:history="1">
         <w:r>
           <w:rPr>
             <w:rStyle w:val="Hyperlink"/>
             <w:noProof/>
+            <w:sz w:val="28"/>
+            <w:szCs w:val="28"/>
           </w:rPr>
-          <w:t>1. Purpose and Scope</w:t>
+          <w:t>1.1 Purpose</w:t>
         </w:r>
         <w:r>
           <w:rPr>
             <w:noProof/>
             <w:webHidden/>
+            <w:sz w:val="28"/>
+            <w:szCs w:val="28"/>
           </w:rPr>
           <w:tab/>
         </w:r>
@@ -632,6 +568,8 @@
           <w:rPr>
             <w:noProof/>
             <w:webHidden/>
+            <w:sz w:val="28"/>
+            <w:szCs w:val="28"/>
           </w:rPr>
           <w:fldChar w:fldCharType="begin"/>
         </w:r>
@@ -639,19 +577,25 @@
           <w:rPr>
             <w:noProof/>
             <w:webHidden/>
+            <w:sz w:val="28"/>
+            <w:szCs w:val="28"/>
           </w:rPr>
-          <w:instrText xml:space="preserve"> PAGEREF _Toc238739872 \h </w:instrText>
+          <w:instrText xml:space="preserve"> PAGEREF _Toc240070195 \h </w:instrText>
         </w:r>
         <w:r>
           <w:rPr>
             <w:noProof/>
             <w:webHidden/>
+            <w:sz w:val="28"/>
+            <w:szCs w:val="28"/>
           </w:rPr>
         </w:r>
         <w:r>
           <w:rPr>
             <w:noProof/>
             <w:webHidden/>
+            <w:sz w:val="28"/>
+            <w:szCs w:val="28"/>
           </w:rPr>
           <w:fldChar w:fldCharType="separate"/>
         </w:r>
@@ -659,6 +603,8 @@
           <w:rPr>
             <w:noProof/>
             <w:webHidden/>
+            <w:sz w:val="28"/>
+            <w:szCs w:val="28"/>
           </w:rPr>
           <w:t>3</w:t>
         </w:r>
@@ -666,6 +612,8 @@
           <w:rPr>
             <w:noProof/>
             <w:webHidden/>
+            <w:sz w:val="28"/>
+            <w:szCs w:val="28"/>
           </w:rPr>
           <w:fldChar w:fldCharType="end"/>
         </w:r>
@@ -675,24 +623,34 @@
       <w:pPr>
         <w:pStyle w:val="TOC2"/>
         <w:tabs>
-          <w:tab w:val="right" w:leader="dot" w:pos="9736"/>
+          <w:tab w:val="right" w:leader="dot" w:pos="10070"/>
         </w:tabs>
         <w:rPr>
+          <w:rFonts w:asciiTheme="minorHAnsi" w:hAnsiTheme="minorHAnsi"/>
           <w:noProof/>
+          <w:kern w:val="2"/>
+          <w:sz w:val="28"/>
+          <w:szCs w:val="28"/>
+          <w:lang w:val="en-IN" w:eastAsia="en-IN"/>
+          <w14:ligatures w14:val="standardContextual"/>
         </w:rPr>
       </w:pPr>
-      <w:hyperlink w:anchor="_Toc238739873" w:history="1">
+      <w:hyperlink w:anchor="_Toc240070196" w:history="1">
         <w:r>
           <w:rPr>
             <w:rStyle w:val="Hyperlink"/>
             <w:noProof/>
+            <w:sz w:val="28"/>
+            <w:szCs w:val="28"/>
           </w:rPr>
-          <w:t>1.1 Purpose</w:t>
+          <w:t>1.2 Scope</w:t>
         </w:r>
         <w:r>
           <w:rPr>
             <w:noProof/>
             <w:webHidden/>
+            <w:sz w:val="28"/>
+            <w:szCs w:val="28"/>
           </w:rPr>
           <w:tab/>
         </w:r>
@@ -700,6 +658,8 @@
           <w:rPr>
             <w:noProof/>
             <w:webHidden/>
+            <w:sz w:val="28"/>
+            <w:szCs w:val="28"/>
           </w:rPr>
           <w:fldChar w:fldCharType="begin"/>
         </w:r>
@@ -707,19 +667,25 @@
           <w:rPr>
             <w:noProof/>
             <w:webHidden/>
+            <w:sz w:val="28"/>
+            <w:szCs w:val="28"/>
           </w:rPr>
-          <w:instrText xml:space="preserve"> PAGEREF _Toc238739873 \h </w:instrText>
+          <w:instrText xml:space="preserve"> PAGEREF _Toc240070196 \h </w:instrText>
         </w:r>
         <w:r>
           <w:rPr>
             <w:noProof/>
             <w:webHidden/>
+            <w:sz w:val="28"/>
+            <w:szCs w:val="28"/>
           </w:rPr>
         </w:r>
         <w:r>
           <w:rPr>
             <w:noProof/>
             <w:webHidden/>
+            <w:sz w:val="28"/>
+            <w:szCs w:val="28"/>
           </w:rPr>
           <w:fldChar w:fldCharType="separate"/>
         </w:r>
@@ -727,6 +693,8 @@
           <w:rPr>
             <w:noProof/>
             <w:webHidden/>
+            <w:sz w:val="28"/>
+            <w:szCs w:val="28"/>
           </w:rPr>
           <w:t>3</w:t>
         </w:r>
@@ -734,6 +702,8 @@
           <w:rPr>
             <w:noProof/>
             <w:webHidden/>
+            <w:sz w:val="28"/>
+            <w:szCs w:val="28"/>
           </w:rPr>
           <w:fldChar w:fldCharType="end"/>
         </w:r>
@@ -743,24 +713,34 @@
       <w:pPr>
         <w:pStyle w:val="TOC2"/>
         <w:tabs>
-          <w:tab w:val="right" w:leader="dot" w:pos="9736"/>
+          <w:tab w:val="right" w:leader="dot" w:pos="10070"/>
         </w:tabs>
         <w:rPr>
+          <w:rFonts w:asciiTheme="minorHAnsi" w:hAnsiTheme="minorHAnsi"/>
           <w:noProof/>
+          <w:kern w:val="2"/>
+          <w:sz w:val="28"/>
+          <w:szCs w:val="28"/>
+          <w:lang w:val="en-IN" w:eastAsia="en-IN"/>
+          <w14:ligatures w14:val="standardContextual"/>
         </w:rPr>
       </w:pPr>
-      <w:hyperlink w:anchor="_Toc238739874" w:history="1">
+      <w:hyperlink w:anchor="_Toc240070197" w:history="1">
         <w:r>
           <w:rPr>
             <w:rStyle w:val="Hyperlink"/>
             <w:noProof/>
+            <w:sz w:val="28"/>
+            <w:szCs w:val="28"/>
           </w:rPr>
-          <w:t>1.2 Scope</w:t>
+          <w:t>1.3 Applies To</w:t>
         </w:r>
         <w:r>
           <w:rPr>
             <w:noProof/>
             <w:webHidden/>
+            <w:sz w:val="28"/>
+            <w:szCs w:val="28"/>
           </w:rPr>
           <w:tab/>
         </w:r>
@@ -768,6 +748,8 @@
           <w:rPr>
             <w:noProof/>
             <w:webHidden/>
+            <w:sz w:val="28"/>
+            <w:szCs w:val="28"/>
           </w:rPr>
           <w:fldChar w:fldCharType="begin"/>
         </w:r>
@@ -775,19 +757,25 @@
           <w:rPr>
             <w:noProof/>
             <w:webHidden/>
+            <w:sz w:val="28"/>
+            <w:szCs w:val="28"/>
           </w:rPr>
-          <w:instrText xml:space="preserve"> PAGEREF _Toc238739874 \h </w:instrText>
+          <w:instrText xml:space="preserve"> PAGEREF _Toc240070197 \h </w:instrText>
         </w:r>
         <w:r>
           <w:rPr>
             <w:noProof/>
             <w:webHidden/>
+            <w:sz w:val="28"/>
+            <w:szCs w:val="28"/>
           </w:rPr>
         </w:r>
         <w:r>
           <w:rPr>
             <w:noProof/>
             <w:webHidden/>
+            <w:sz w:val="28"/>
+            <w:szCs w:val="28"/>
           </w:rPr>
           <w:fldChar w:fldCharType="separate"/>
         </w:r>
@@ -795,6 +783,8 @@
           <w:rPr>
             <w:noProof/>
             <w:webHidden/>
+            <w:sz w:val="28"/>
+            <w:szCs w:val="28"/>
           </w:rPr>
           <w:t>3</w:t>
         </w:r>
@@ -802,6 +792,8 @@
           <w:rPr>
             <w:noProof/>
             <w:webHidden/>
+            <w:sz w:val="28"/>
+            <w:szCs w:val="28"/>
           </w:rPr>
           <w:fldChar w:fldCharType="end"/>
         </w:r>
@@ -809,26 +801,36 @@
     </w:p>
     <w:p>
       <w:pPr>
-        <w:pStyle w:val="TOC2"/>
+        <w:pStyle w:val="TOC1"/>
         <w:tabs>
-          <w:tab w:val="right" w:leader="dot" w:pos="9736"/>
+          <w:tab w:val="right" w:leader="dot" w:pos="10070"/>
         </w:tabs>
         <w:rPr>
+          <w:rFonts w:asciiTheme="minorHAnsi" w:hAnsiTheme="minorHAnsi"/>
           <w:noProof/>
+          <w:kern w:val="2"/>
+          <w:sz w:val="28"/>
+          <w:szCs w:val="28"/>
+          <w:lang w:val="en-IN" w:eastAsia="en-IN"/>
+          <w14:ligatures w14:val="standardContextual"/>
         </w:rPr>
       </w:pPr>
-      <w:hyperlink w:anchor="_Toc238739875" w:history="1">
+      <w:hyperlink w:anchor="_Toc240070198" w:history="1">
         <w:r>
           <w:rPr>
             <w:rStyle w:val="Hyperlink"/>
             <w:noProof/>
+            <w:sz w:val="28"/>
+            <w:szCs w:val="28"/>
           </w:rPr>
-          <w:t>1.3 Applies To</w:t>
+          <w:t>2 Prerequisites</w:t>
         </w:r>
         <w:r>
           <w:rPr>
             <w:noProof/>
             <w:webHidden/>
+            <w:sz w:val="28"/>
+            <w:szCs w:val="28"/>
           </w:rPr>
           <w:tab/>
         </w:r>
@@ -836,6 +838,8 @@
           <w:rPr>
             <w:noProof/>
             <w:webHidden/>
+            <w:sz w:val="28"/>
+            <w:szCs w:val="28"/>
           </w:rPr>
           <w:fldChar w:fldCharType="begin"/>
         </w:r>
@@ -843,19 +847,25 @@
           <w:rPr>
             <w:noProof/>
             <w:webHidden/>
+            <w:sz w:val="28"/>
+            <w:szCs w:val="28"/>
           </w:rPr>
-          <w:instrText xml:space="preserve"> PAGEREF _Toc238739875 \h </w:instrText>
+          <w:instrText xml:space="preserve"> PAGEREF _Toc240070198 \h </w:instrText>
         </w:r>
         <w:r>
           <w:rPr>
             <w:noProof/>
             <w:webHidden/>
+            <w:sz w:val="28"/>
+            <w:szCs w:val="28"/>
           </w:rPr>
         </w:r>
         <w:r>
           <w:rPr>
             <w:noProof/>
             <w:webHidden/>
+            <w:sz w:val="28"/>
+            <w:szCs w:val="28"/>
           </w:rPr>
           <w:fldChar w:fldCharType="separate"/>
         </w:r>
@@ -863,13 +873,17 @@
           <w:rPr>
             <w:noProof/>
             <w:webHidden/>
+            <w:sz w:val="28"/>
+            <w:szCs w:val="28"/>
           </w:rPr>
-          <w:t>3</w:t>
+          <w:t>4</w:t>
         </w:r>
         <w:r>
           <w:rPr>
             <w:noProof/>
             <w:webHidden/>
+            <w:sz w:val="28"/>
+            <w:szCs w:val="28"/>
           </w:rPr>
           <w:fldChar w:fldCharType="end"/>
         </w:r>
@@ -877,26 +891,36 @@
     </w:p>
     <w:p>
       <w:pPr>
-        <w:pStyle w:val="TOC1"/>
+        <w:pStyle w:val="TOC2"/>
         <w:tabs>
-          <w:tab w:val="right" w:leader="dot" w:pos="9736"/>
+          <w:tab w:val="right" w:leader="dot" w:pos="10070"/>
         </w:tabs>
         <w:rPr>
+          <w:rFonts w:asciiTheme="minorHAnsi" w:hAnsiTheme="minorHAnsi"/>
           <w:noProof/>
+          <w:kern w:val="2"/>
+          <w:sz w:val="28"/>
+          <w:szCs w:val="28"/>
+          <w:lang w:val="en-IN" w:eastAsia="en-IN"/>
+          <w14:ligatures w14:val="standardContextual"/>
         </w:rPr>
       </w:pPr>
-      <w:hyperlink w:anchor="_Toc238739876" w:history="1">
+      <w:hyperlink w:anchor="_Toc240070199" w:history="1">
         <w:r>
           <w:rPr>
             <w:rStyle w:val="Hyperlink"/>
             <w:noProof/>
+            <w:sz w:val="28"/>
+            <w:szCs w:val="28"/>
           </w:rPr>
-          <w:t>2. Prerequisites</w:t>
+          <w:t>2.1 Hardware</w:t>
         </w:r>
         <w:r>
           <w:rPr>
             <w:noProof/>
             <w:webHidden/>
+            <w:sz w:val="28"/>
+            <w:szCs w:val="28"/>
           </w:rPr>
           <w:tab/>
         </w:r>
@@ -904,6 +928,8 @@
           <w:rPr>
             <w:noProof/>
             <w:webHidden/>
+            <w:sz w:val="28"/>
+            <w:szCs w:val="28"/>
           </w:rPr>
           <w:fldChar w:fldCharType="begin"/>
         </w:r>
@@ -911,19 +937,25 @@
           <w:rPr>
             <w:noProof/>
             <w:webHidden/>
+            <w:sz w:val="28"/>
+            <w:szCs w:val="28"/>
           </w:rPr>
-          <w:instrText xml:space="preserve"> PAGEREF _Toc238739876 \h </w:instrText>
+          <w:instrText xml:space="preserve"> PAGEREF _Toc240070199 \h </w:instrText>
         </w:r>
         <w:r>
           <w:rPr>
             <w:noProof/>
             <w:webHidden/>
+            <w:sz w:val="28"/>
+            <w:szCs w:val="28"/>
           </w:rPr>
         </w:r>
         <w:r>
           <w:rPr>
             <w:noProof/>
             <w:webHidden/>
+            <w:sz w:val="28"/>
+            <w:szCs w:val="28"/>
           </w:rPr>
           <w:fldChar w:fldCharType="separate"/>
         </w:r>
@@ -931,13 +963,17 @@
           <w:rPr>
             <w:noProof/>
             <w:webHidden/>
+            <w:sz w:val="28"/>
+            <w:szCs w:val="28"/>
           </w:rPr>
-          <w:t>3</w:t>
+          <w:t>4</w:t>
         </w:r>
         <w:r>
           <w:rPr>
             <w:noProof/>
             <w:webHidden/>
+            <w:sz w:val="28"/>
+            <w:szCs w:val="28"/>
           </w:rPr>
           <w:fldChar w:fldCharType="end"/>
         </w:r>
@@ -947,24 +983,34 @@
       <w:pPr>
         <w:pStyle w:val="TOC2"/>
         <w:tabs>
-          <w:tab w:val="right" w:leader="dot" w:pos="9736"/>
+          <w:tab w:val="right" w:leader="dot" w:pos="10070"/>
         </w:tabs>
         <w:rPr>
+          <w:rFonts w:asciiTheme="minorHAnsi" w:hAnsiTheme="minorHAnsi"/>
           <w:noProof/>
+          <w:kern w:val="2"/>
+          <w:sz w:val="28"/>
+          <w:szCs w:val="28"/>
+          <w:lang w:val="en-IN" w:eastAsia="en-IN"/>
+          <w14:ligatures w14:val="standardContextual"/>
         </w:rPr>
       </w:pPr>
-      <w:hyperlink w:anchor="_Toc238739877" w:history="1">
+      <w:hyperlink w:anchor="_Toc240070200" w:history="1">
         <w:r>
           <w:rPr>
             <w:rStyle w:val="Hyperlink"/>
             <w:noProof/>
+            <w:sz w:val="28"/>
+            <w:szCs w:val="28"/>
           </w:rPr>
-          <w:t>2.1 Hardware</w:t>
+          <w:t>2.2 Software</w:t>
         </w:r>
         <w:r>
           <w:rPr>
             <w:noProof/>
             <w:webHidden/>
+            <w:sz w:val="28"/>
+            <w:szCs w:val="28"/>
           </w:rPr>
           <w:tab/>
         </w:r>
@@ -972,6 +1018,8 @@
           <w:rPr>
             <w:noProof/>
             <w:webHidden/>
+            <w:sz w:val="28"/>
+            <w:szCs w:val="28"/>
           </w:rPr>
           <w:fldChar w:fldCharType="begin"/>
         </w:r>
@@ -979,19 +1027,25 @@
           <w:rPr>
             <w:noProof/>
             <w:webHidden/>
+            <w:sz w:val="28"/>
+            <w:szCs w:val="28"/>
           </w:rPr>
-          <w:instrText xml:space="preserve"> PAGEREF _Toc238739877 \h </w:instrText>
+          <w:instrText xml:space="preserve"> PAGEREF _Toc240070200 \h </w:instrText>
         </w:r>
         <w:r>
           <w:rPr>
             <w:noProof/>
             <w:webHidden/>
+            <w:sz w:val="28"/>
+            <w:szCs w:val="28"/>
           </w:rPr>
         </w:r>
         <w:r>
           <w:rPr>
             <w:noProof/>
             <w:webHidden/>
+            <w:sz w:val="28"/>
+            <w:szCs w:val="28"/>
           </w:rPr>
           <w:fldChar w:fldCharType="separate"/>
         </w:r>
@@ -999,13 +1053,17 @@
           <w:rPr>
             <w:noProof/>
             <w:webHidden/>
+            <w:sz w:val="28"/>
+            <w:szCs w:val="28"/>
           </w:rPr>
-          <w:t>3</w:t>
+          <w:t>4</w:t>
         </w:r>
         <w:r>
           <w:rPr>
             <w:noProof/>
             <w:webHidden/>
+            <w:sz w:val="28"/>
+            <w:szCs w:val="28"/>
           </w:rPr>
           <w:fldChar w:fldCharType="end"/>
         </w:r>
@@ -1013,26 +1071,36 @@
     </w:p>
     <w:p>
       <w:pPr>
-        <w:pStyle w:val="TOC2"/>
+        <w:pStyle w:val="TOC1"/>
         <w:tabs>
-          <w:tab w:val="right" w:leader="dot" w:pos="9736"/>
+          <w:tab w:val="right" w:leader="dot" w:pos="10070"/>
         </w:tabs>
         <w:rPr>
+          <w:rFonts w:asciiTheme="minorHAnsi" w:hAnsiTheme="minorHAnsi"/>
           <w:noProof/>
+          <w:kern w:val="2"/>
+          <w:sz w:val="28"/>
+          <w:szCs w:val="28"/>
+          <w:lang w:val="en-IN" w:eastAsia="en-IN"/>
+          <w14:ligatures w14:val="standardContextual"/>
         </w:rPr>
       </w:pPr>
-      <w:hyperlink w:anchor="_Toc238739878" w:history="1">
+      <w:hyperlink w:anchor="_Toc240070201" w:history="1">
         <w:r>
           <w:rPr>
             <w:rStyle w:val="Hyperlink"/>
             <w:noProof/>
+            <w:sz w:val="28"/>
+            <w:szCs w:val="28"/>
           </w:rPr>
-          <w:t>2.2 Software</w:t>
+          <w:t>3 Safety Precautions</w:t>
         </w:r>
         <w:r>
           <w:rPr>
             <w:noProof/>
             <w:webHidden/>
+            <w:sz w:val="28"/>
+            <w:szCs w:val="28"/>
           </w:rPr>
           <w:tab/>
         </w:r>
@@ -1040,6 +1108,8 @@
           <w:rPr>
             <w:noProof/>
             <w:webHidden/>
+            <w:sz w:val="28"/>
+            <w:szCs w:val="28"/>
           </w:rPr>
           <w:fldChar w:fldCharType="begin"/>
         </w:r>
@@ -1047,19 +1117,25 @@
           <w:rPr>
             <w:noProof/>
             <w:webHidden/>
+            <w:sz w:val="28"/>
+            <w:szCs w:val="28"/>
           </w:rPr>
-          <w:instrText xml:space="preserve"> PAGEREF _Toc238739878 \h </w:instrText>
+          <w:instrText xml:space="preserve"> PAGEREF _Toc240070201 \h </w:instrText>
         </w:r>
         <w:r>
           <w:rPr>
             <w:noProof/>
             <w:webHidden/>
+            <w:sz w:val="28"/>
+            <w:szCs w:val="28"/>
           </w:rPr>
         </w:r>
         <w:r>
           <w:rPr>
             <w:noProof/>
             <w:webHidden/>
+            <w:sz w:val="28"/>
+            <w:szCs w:val="28"/>
           </w:rPr>
           <w:fldChar w:fldCharType="separate"/>
         </w:r>
@@ -1067,13 +1143,17 @@
           <w:rPr>
             <w:noProof/>
             <w:webHidden/>
+            <w:sz w:val="28"/>
+            <w:szCs w:val="28"/>
           </w:rPr>
-          <w:t>3</w:t>
+          <w:t>4</w:t>
         </w:r>
         <w:r>
           <w:rPr>
             <w:noProof/>
             <w:webHidden/>
+            <w:sz w:val="28"/>
+            <w:szCs w:val="28"/>
           </w:rPr>
           <w:fldChar w:fldCharType="end"/>
         </w:r>
@@ -1083,24 +1163,34 @@
       <w:pPr>
         <w:pStyle w:val="TOC1"/>
         <w:tabs>
-          <w:tab w:val="right" w:leader="dot" w:pos="9736"/>
+          <w:tab w:val="right" w:leader="dot" w:pos="10070"/>
         </w:tabs>
         <w:rPr>
+          <w:rFonts w:asciiTheme="minorHAnsi" w:hAnsiTheme="minorHAnsi"/>
           <w:noProof/>
+          <w:kern w:val="2"/>
+          <w:sz w:val="28"/>
+          <w:szCs w:val="28"/>
+          <w:lang w:val="en-IN" w:eastAsia="en-IN"/>
+          <w14:ligatures w14:val="standardContextual"/>
         </w:rPr>
       </w:pPr>
-      <w:hyperlink w:anchor="_Toc238739879" w:history="1">
+      <w:hyperlink w:anchor="_Toc240070202" w:history="1">
         <w:r>
           <w:rPr>
             <w:rStyle w:val="Hyperlink"/>
             <w:noProof/>
+            <w:sz w:val="28"/>
+            <w:szCs w:val="28"/>
           </w:rPr>
-          <w:t>3. Safety Precautions</w:t>
+          <w:t>4 Building the Firmware</w:t>
         </w:r>
         <w:r>
           <w:rPr>
             <w:noProof/>
             <w:webHidden/>
+            <w:sz w:val="28"/>
+            <w:szCs w:val="28"/>
           </w:rPr>
           <w:tab/>
         </w:r>
@@ -1108,6 +1198,8 @@
           <w:rPr>
             <w:noProof/>
             <w:webHidden/>
+            <w:sz w:val="28"/>
+            <w:szCs w:val="28"/>
           </w:rPr>
           <w:fldChar w:fldCharType="begin"/>
         </w:r>
@@ -1115,19 +1207,25 @@
           <w:rPr>
             <w:noProof/>
             <w:webHidden/>
+            <w:sz w:val="28"/>
+            <w:szCs w:val="28"/>
           </w:rPr>
-          <w:instrText xml:space="preserve"> PAGEREF _Toc238739879 \h </w:instrText>
+          <w:instrText xml:space="preserve"> PAGEREF _Toc240070202 \h </w:instrText>
         </w:r>
         <w:r>
           <w:rPr>
             <w:noProof/>
             <w:webHidden/>
+            <w:sz w:val="28"/>
+            <w:szCs w:val="28"/>
           </w:rPr>
         </w:r>
         <w:r>
           <w:rPr>
             <w:noProof/>
             <w:webHidden/>
+            <w:sz w:val="28"/>
+            <w:szCs w:val="28"/>
           </w:rPr>
           <w:fldChar w:fldCharType="separate"/>
         </w:r>
@@ -1135,13 +1233,17 @@
           <w:rPr>
             <w:noProof/>
             <w:webHidden/>
+            <w:sz w:val="28"/>
+            <w:szCs w:val="28"/>
           </w:rPr>
-          <w:t>3</w:t>
+          <w:t>4</w:t>
         </w:r>
         <w:r>
           <w:rPr>
             <w:noProof/>
             <w:webHidden/>
+            <w:sz w:val="28"/>
+            <w:szCs w:val="28"/>
           </w:rPr>
           <w:fldChar w:fldCharType="end"/>
         </w:r>
@@ -1151,24 +1253,34 @@
       <w:pPr>
         <w:pStyle w:val="TOC1"/>
         <w:tabs>
-          <w:tab w:val="right" w:leader="dot" w:pos="9736"/>
+          <w:tab w:val="right" w:leader="dot" w:pos="10070"/>
         </w:tabs>
         <w:rPr>
+          <w:rFonts w:asciiTheme="minorHAnsi" w:hAnsiTheme="minorHAnsi"/>
           <w:noProof/>
+          <w:kern w:val="2"/>
+          <w:sz w:val="28"/>
+          <w:szCs w:val="28"/>
+          <w:lang w:val="en-IN" w:eastAsia="en-IN"/>
+          <w14:ligatures w14:val="standardContextual"/>
         </w:rPr>
       </w:pPr>
-      <w:hyperlink w:anchor="_Toc238739880" w:history="1">
+      <w:hyperlink w:anchor="_Toc240070203" w:history="1">
         <w:r>
           <w:rPr>
             <w:rStyle w:val="Hyperlink"/>
             <w:noProof/>
+            <w:sz w:val="28"/>
+            <w:szCs w:val="28"/>
           </w:rPr>
-          <w:t>4. Procedure — Building the Firmware</w:t>
+          <w:t>5 Programming the Device</w:t>
         </w:r>
         <w:r>
           <w:rPr>
             <w:noProof/>
             <w:webHidden/>
+            <w:sz w:val="28"/>
+            <w:szCs w:val="28"/>
           </w:rPr>
           <w:tab/>
         </w:r>
@@ -1176,6 +1288,8 @@
           <w:rPr>
             <w:noProof/>
             <w:webHidden/>
+            <w:sz w:val="28"/>
+            <w:szCs w:val="28"/>
           </w:rPr>
           <w:fldChar w:fldCharType="begin"/>
         </w:r>
@@ -1183,19 +1297,25 @@
           <w:rPr>
             <w:noProof/>
             <w:webHidden/>
+            <w:sz w:val="28"/>
+            <w:szCs w:val="28"/>
           </w:rPr>
-          <w:instrText xml:space="preserve"> PAGEREF _Toc238739880 \h </w:instrText>
+          <w:instrText xml:space="preserve"> PAGEREF _Toc240070203 \h </w:instrText>
         </w:r>
         <w:r>
           <w:rPr>
             <w:noProof/>
             <w:webHidden/>
+            <w:sz w:val="28"/>
+            <w:szCs w:val="28"/>
           </w:rPr>
         </w:r>
         <w:r>
           <w:rPr>
             <w:noProof/>
             <w:webHidden/>
+            <w:sz w:val="28"/>
+            <w:szCs w:val="28"/>
           </w:rPr>
           <w:fldChar w:fldCharType="separate"/>
         </w:r>
@@ -1203,13 +1323,17 @@
           <w:rPr>
             <w:noProof/>
             <w:webHidden/>
+            <w:sz w:val="28"/>
+            <w:szCs w:val="28"/>
           </w:rPr>
-          <w:t>4</w:t>
+          <w:t>6</w:t>
         </w:r>
         <w:r>
           <w:rPr>
             <w:noProof/>
             <w:webHidden/>
+            <w:sz w:val="28"/>
+            <w:szCs w:val="28"/>
           </w:rPr>
           <w:fldChar w:fldCharType="end"/>
         </w:r>
@@ -1219,24 +1343,34 @@
       <w:pPr>
         <w:pStyle w:val="TOC1"/>
         <w:tabs>
-          <w:tab w:val="right" w:leader="dot" w:pos="9736"/>
+          <w:tab w:val="right" w:leader="dot" w:pos="10070"/>
         </w:tabs>
         <w:rPr>
+          <w:rFonts w:asciiTheme="minorHAnsi" w:hAnsiTheme="minorHAnsi"/>
           <w:noProof/>
+          <w:kern w:val="2"/>
+          <w:sz w:val="28"/>
+          <w:szCs w:val="28"/>
+          <w:lang w:val="en-IN" w:eastAsia="en-IN"/>
+          <w14:ligatures w14:val="standardContextual"/>
         </w:rPr>
       </w:pPr>
-      <w:hyperlink w:anchor="_Toc238739881" w:history="1">
+      <w:hyperlink w:anchor="_Toc240070204" w:history="1">
         <w:r>
           <w:rPr>
             <w:rStyle w:val="Hyperlink"/>
             <w:noProof/>
+            <w:sz w:val="28"/>
+            <w:szCs w:val="28"/>
           </w:rPr>
-          <w:t>5. Procedure — Programming the Device</w:t>
+          <w:t>6 Verification</w:t>
         </w:r>
         <w:r>
           <w:rPr>
             <w:noProof/>
             <w:webHidden/>
+            <w:sz w:val="28"/>
+            <w:szCs w:val="28"/>
           </w:rPr>
           <w:tab/>
         </w:r>
@@ -1244,6 +1378,8 @@
           <w:rPr>
             <w:noProof/>
             <w:webHidden/>
+            <w:sz w:val="28"/>
+            <w:szCs w:val="28"/>
           </w:rPr>
           <w:fldChar w:fldCharType="begin"/>
         </w:r>
@@ -1251,19 +1387,25 @@
           <w:rPr>
             <w:noProof/>
             <w:webHidden/>
+            <w:sz w:val="28"/>
+            <w:szCs w:val="28"/>
           </w:rPr>
-          <w:instrText xml:space="preserve"> PAGEREF _Toc238739881 \h </w:instrText>
+          <w:instrText xml:space="preserve"> PAGEREF _Toc240070204 \h </w:instrText>
         </w:r>
         <w:r>
           <w:rPr>
             <w:noProof/>
             <w:webHidden/>
+            <w:sz w:val="28"/>
+            <w:szCs w:val="28"/>
           </w:rPr>
         </w:r>
         <w:r>
           <w:rPr>
             <w:noProof/>
             <w:webHidden/>
+            <w:sz w:val="28"/>
+            <w:szCs w:val="28"/>
           </w:rPr>
           <w:fldChar w:fldCharType="separate"/>
         </w:r>
@@ -1271,13 +1413,17 @@
           <w:rPr>
             <w:noProof/>
             <w:webHidden/>
+            <w:sz w:val="28"/>
+            <w:szCs w:val="28"/>
           </w:rPr>
-          <w:t>5</w:t>
+          <w:t>7</w:t>
         </w:r>
         <w:r>
           <w:rPr>
             <w:noProof/>
             <w:webHidden/>
+            <w:sz w:val="28"/>
+            <w:szCs w:val="28"/>
           </w:rPr>
           <w:fldChar w:fldCharType="end"/>
         </w:r>
@@ -1287,24 +1433,34 @@
       <w:pPr>
         <w:pStyle w:val="TOC1"/>
         <w:tabs>
-          <w:tab w:val="right" w:leader="dot" w:pos="9736"/>
+          <w:tab w:val="right" w:leader="dot" w:pos="10070"/>
         </w:tabs>
         <w:rPr>
+          <w:rFonts w:asciiTheme="minorHAnsi" w:hAnsiTheme="minorHAnsi"/>
           <w:noProof/>
+          <w:kern w:val="2"/>
+          <w:sz w:val="28"/>
+          <w:szCs w:val="28"/>
+          <w:lang w:val="en-IN" w:eastAsia="en-IN"/>
+          <w14:ligatures w14:val="standardContextual"/>
         </w:rPr>
       </w:pPr>
-      <w:hyperlink w:anchor="_Toc238739882" w:history="1">
+      <w:hyperlink w:anchor="_Toc240070205" w:history="1">
         <w:r>
           <w:rPr>
             <w:rStyle w:val="Hyperlink"/>
             <w:noProof/>
+            <w:sz w:val="28"/>
+            <w:szCs w:val="28"/>
           </w:rPr>
-          <w:t>6. Verification</w:t>
+          <w:t>7 Troubleshooting</w:t>
         </w:r>
         <w:r>
           <w:rPr>
             <w:noProof/>
             <w:webHidden/>
+            <w:sz w:val="28"/>
+            <w:szCs w:val="28"/>
           </w:rPr>
           <w:tab/>
         </w:r>
@@ -1312,6 +1468,8 @@
           <w:rPr>
             <w:noProof/>
             <w:webHidden/>
+            <w:sz w:val="28"/>
+            <w:szCs w:val="28"/>
           </w:rPr>
           <w:fldChar w:fldCharType="begin"/>
         </w:r>
@@ -1319,19 +1477,25 @@
           <w:rPr>
             <w:noProof/>
             <w:webHidden/>
+            <w:sz w:val="28"/>
+            <w:szCs w:val="28"/>
           </w:rPr>
-          <w:instrText xml:space="preserve"> PAGEREF _Toc238739882 \h </w:instrText>
+          <w:instrText xml:space="preserve"> PAGEREF _Toc240070205 \h </w:instrText>
         </w:r>
         <w:r>
           <w:rPr>
             <w:noProof/>
             <w:webHidden/>
+            <w:sz w:val="28"/>
+            <w:szCs w:val="28"/>
           </w:rPr>
         </w:r>
         <w:r>
           <w:rPr>
             <w:noProof/>
             <w:webHidden/>
+            <w:sz w:val="28"/>
+            <w:szCs w:val="28"/>
           </w:rPr>
           <w:fldChar w:fldCharType="separate"/>
         </w:r>
@@ -1339,13 +1503,17 @@
           <w:rPr>
             <w:noProof/>
             <w:webHidden/>
+            <w:sz w:val="28"/>
+            <w:szCs w:val="28"/>
           </w:rPr>
-          <w:t>6</w:t>
+          <w:t>7</w:t>
         </w:r>
         <w:r>
           <w:rPr>
             <w:noProof/>
             <w:webHidden/>
+            <w:sz w:val="28"/>
+            <w:szCs w:val="28"/>
           </w:rPr>
           <w:fldChar w:fldCharType="end"/>
         </w:r>
@@ -1355,24 +1523,34 @@
       <w:pPr>
         <w:pStyle w:val="TOC1"/>
         <w:tabs>
-          <w:tab w:val="right" w:leader="dot" w:pos="9736"/>
+          <w:tab w:val="right" w:leader="dot" w:pos="10070"/>
         </w:tabs>
         <w:rPr>
+          <w:rFonts w:asciiTheme="minorHAnsi" w:hAnsiTheme="minorHAnsi"/>
           <w:noProof/>
+          <w:kern w:val="2"/>
+          <w:sz w:val="28"/>
+          <w:szCs w:val="28"/>
+          <w:lang w:val="en-IN" w:eastAsia="en-IN"/>
+          <w14:ligatures w14:val="standardContextual"/>
         </w:rPr>
       </w:pPr>
-      <w:hyperlink w:anchor="_Toc238739883" w:history="1">
+      <w:hyperlink w:anchor="_Toc240070206" w:history="1">
         <w:r>
           <w:rPr>
             <w:rStyle w:val="Hyperlink"/>
             <w:noProof/>
+            <w:sz w:val="28"/>
+            <w:szCs w:val="28"/>
           </w:rPr>
-          <w:t>7. Troubleshooting</w:t>
+          <w:t>8 Sign-off</w:t>
         </w:r>
         <w:r>
           <w:rPr>
             <w:noProof/>
             <w:webHidden/>
+            <w:sz w:val="28"/>
+            <w:szCs w:val="28"/>
           </w:rPr>
           <w:tab/>
         </w:r>
@@ -1380,6 +1558,8 @@
           <w:rPr>
             <w:noProof/>
             <w:webHidden/>
+            <w:sz w:val="28"/>
+            <w:szCs w:val="28"/>
           </w:rPr>
           <w:fldChar w:fldCharType="begin"/>
         </w:r>
@@ -1387,19 +1567,25 @@
           <w:rPr>
             <w:noProof/>
             <w:webHidden/>
+            <w:sz w:val="28"/>
+            <w:szCs w:val="28"/>
           </w:rPr>
-          <w:instrText xml:space="preserve"> PAGEREF _Toc238739883 \h </w:instrText>
+          <w:instrText xml:space="preserve"> PAGEREF _Toc240070206 \h </w:instrText>
         </w:r>
         <w:r>
           <w:rPr>
             <w:noProof/>
             <w:webHidden/>
+            <w:sz w:val="28"/>
+            <w:szCs w:val="28"/>
           </w:rPr>
         </w:r>
         <w:r>
           <w:rPr>
             <w:noProof/>
             <w:webHidden/>
+            <w:sz w:val="28"/>
+            <w:szCs w:val="28"/>
           </w:rPr>
           <w:fldChar w:fldCharType="separate"/>
         </w:r>
@@ -1407,81 +1593,17 @@
           <w:rPr>
             <w:noProof/>
             <w:webHidden/>
+            <w:sz w:val="28"/>
+            <w:szCs w:val="28"/>
           </w:rPr>
-          <w:t>6</w:t>
+          <w:t>8</w:t>
         </w:r>
         <w:r>
           <w:rPr>
             <w:noProof/>
             <w:webHidden/>
-          </w:rPr>
-          <w:fldChar w:fldCharType="end"/>
-        </w:r>
-      </w:hyperlink>
-    </w:p>
-    <w:p>
-      <w:pPr>
-        <w:pStyle w:val="TOC1"/>
-        <w:tabs>
-          <w:tab w:val="right" w:leader="dot" w:pos="9736"/>
-        </w:tabs>
-        <w:rPr>
-          <w:noProof/>
-        </w:rPr>
-      </w:pPr>
-      <w:hyperlink w:anchor="_Toc238739884" w:history="1">
-        <w:r>
-          <w:rPr>
-            <w:rStyle w:val="Hyperlink"/>
-            <w:noProof/>
-          </w:rPr>
-          <w:t>8. Sign-off</w:t>
-        </w:r>
-        <w:r>
-          <w:rPr>
-            <w:noProof/>
-            <w:webHidden/>
-          </w:rPr>
-          <w:tab/>
-        </w:r>
-        <w:r>
-          <w:rPr>
-            <w:noProof/>
-            <w:webHidden/>
-          </w:rPr>
-          <w:fldChar w:fldCharType="begin"/>
-        </w:r>
-        <w:r>
-          <w:rPr>
-            <w:noProof/>
-            <w:webHidden/>
-          </w:rPr>
-          <w:instrText xml:space="preserve"> PAGEREF _Toc238739884 \h </w:instrText>
-        </w:r>
-        <w:r>
-          <w:rPr>
-            <w:noProof/>
-            <w:webHidden/>
-          </w:rPr>
-        </w:r>
-        <w:r>
-          <w:rPr>
-            <w:noProof/>
-            <w:webHidden/>
-          </w:rPr>
-          <w:fldChar w:fldCharType="separate"/>
-        </w:r>
-        <w:r>
-          <w:rPr>
-            <w:noProof/>
-            <w:webHidden/>
-          </w:rPr>
-          <w:t>7</w:t>
-        </w:r>
-        <w:r>
-          <w:rPr>
-            <w:noProof/>
-            <w:webHidden/>
+            <w:sz w:val="28"/>
+            <w:szCs w:val="28"/>
           </w:rPr>
           <w:fldChar w:fldCharType="end"/>
         </w:r>
@@ -1492,19 +1614,23 @@
         <w:fldChar w:fldCharType="end"/>
       </w:r>
     </w:p>
+    <w:p/>
+    <w:p/>
+    <w:p/>
+    <w:p/>
+    <w:p/>
+    <w:p/>
     <w:p>
+      <w:pPr>
+        <w:pStyle w:val="Heading1"/>
+      </w:pPr>
+      <w:bookmarkStart w:id="1" w:name="_Toc238739872"/>
+      <w:bookmarkStart w:id="2" w:name="_Toc240070194"/>
       <w:r>
-        <w:br w:type="page"/>
+        <w:lastRenderedPageBreak/>
+        <w:t>Purpose and Scope</w:t>
       </w:r>
-    </w:p>
-    <w:p>
-      <w:pPr>
-        <w:pStyle w:val="Heading1"/>
-      </w:pPr>
-      <w:bookmarkStart w:id="2" w:name="_Toc238739872"/>
-      <w:r>
-        <w:t>1. Purpose and Scope</w:t>
-      </w:r>
+      <w:bookmarkEnd w:id="1"/>
       <w:bookmarkEnd w:id="2"/>
     </w:p>
     <w:p>
@@ -1512,13 +1638,25 @@
         <w:pStyle w:val="Heading2"/>
       </w:pPr>
       <w:bookmarkStart w:id="3" w:name="_Toc238739873"/>
+      <w:bookmarkStart w:id="4" w:name="_Toc240070195"/>
       <w:r>
-        <w:t>1.1 Purpose</w:t>
+        <w:t>Purpose</w:t>
       </w:r>
       <w:bookmarkEnd w:id="3"/>
+      <w:bookmarkEnd w:id="4"/>
     </w:p>
     <w:p>
+      <w:pPr>
+        <w:rPr>
+          <w:sz w:val="28"/>
+          <w:szCs w:val="28"/>
+        </w:rPr>
+      </w:pPr>
       <w:r>
+        <w:rPr>
+          <w:sz w:val="28"/>
+          <w:szCs w:val="28"/>
+        </w:rPr>
         <w:t>This procedure describes how to build and program (flash) the HT_MK1 firmware onto the Control Card's microcontroller.</w:t>
       </w:r>
     </w:p>
@@ -1526,29 +1664,53 @@
       <w:pPr>
         <w:pStyle w:val="Heading2"/>
       </w:pPr>
-      <w:bookmarkStart w:id="4" w:name="_Toc238739874"/>
+      <w:bookmarkStart w:id="5" w:name="_Toc238739874"/>
+      <w:bookmarkStart w:id="6" w:name="_Toc240070196"/>
       <w:r>
-        <w:t>1.2 Scope</w:t>
+        <w:t>Scope</w:t>
       </w:r>
-      <w:bookmarkEnd w:id="4"/>
+      <w:bookmarkEnd w:id="5"/>
+      <w:bookmarkEnd w:id="6"/>
     </w:p>
     <w:p>
+      <w:pPr>
+        <w:rPr>
+          <w:sz w:val="28"/>
+          <w:szCs w:val="28"/>
+        </w:rPr>
+      </w:pPr>
       <w:r>
-        <w:t>Covers building the firmware in STM32CubeIDE and programming it through a debug probe connected to the Control Card. Does not cover firmware development, GUI operation, or functional testing — see the HT_MK1 Code Walkthrough, User Manual, and Functional Test Procedure for those.</w:t>
+        <w:rPr>
+          <w:sz w:val="28"/>
+          <w:szCs w:val="28"/>
+        </w:rPr>
+        <w:t>Covers building the firmware in STM32CubeIDE and programming it through a debug probe connected to the Control Card. Does not cover firmware development, GUI operation, or functional testing. See the HT_MK1 Code Walkthrough, User Manual, and Functional Test Procedure for those.</w:t>
       </w:r>
     </w:p>
     <w:p>
       <w:pPr>
         <w:pStyle w:val="Heading2"/>
       </w:pPr>
-      <w:bookmarkStart w:id="5" w:name="_Toc238739875"/>
+      <w:bookmarkStart w:id="7" w:name="_Toc238739875"/>
+      <w:bookmarkStart w:id="8" w:name="_Toc240070197"/>
       <w:r>
-        <w:t>1.3 Applies To</w:t>
+        <w:t>Applies To</w:t>
       </w:r>
-      <w:bookmarkEnd w:id="5"/>
+      <w:bookmarkEnd w:id="7"/>
+      <w:bookmarkEnd w:id="8"/>
     </w:p>
     <w:p>
+      <w:pPr>
+        <w:rPr>
+          <w:sz w:val="28"/>
+          <w:szCs w:val="28"/>
+        </w:rPr>
+      </w:pPr>
       <w:r>
+        <w:rPr>
+          <w:sz w:val="28"/>
+          <w:szCs w:val="28"/>
+        </w:rPr>
         <w:t>Control Card assemblies fitted with an STM32G474RET6 microcontroller.</w:t>
       </w:r>
     </w:p>
@@ -1556,21 +1718,25 @@
       <w:pPr>
         <w:pStyle w:val="Heading1"/>
       </w:pPr>
-      <w:bookmarkStart w:id="6" w:name="_Toc238739876"/>
+      <w:bookmarkStart w:id="9" w:name="_Toc238739876"/>
+      <w:bookmarkStart w:id="10" w:name="_Toc240070198"/>
       <w:r>
-        <w:t>2. Prerequisites</w:t>
+        <w:t>Prerequisites</w:t>
       </w:r>
-      <w:bookmarkEnd w:id="6"/>
+      <w:bookmarkEnd w:id="9"/>
+      <w:bookmarkEnd w:id="10"/>
     </w:p>
     <w:p>
       <w:pPr>
         <w:pStyle w:val="Heading2"/>
       </w:pPr>
-      <w:bookmarkStart w:id="7" w:name="_Toc238739877"/>
+      <w:bookmarkStart w:id="11" w:name="_Toc238739877"/>
+      <w:bookmarkStart w:id="12" w:name="_Toc240070199"/>
       <w:r>
-        <w:t>2.1 Hardware</w:t>
+        <w:t>Hardware</w:t>
       </w:r>
-      <w:bookmarkEnd w:id="7"/>
+      <w:bookmarkEnd w:id="11"/>
+      <w:bookmarkEnd w:id="12"/>
     </w:p>
     <w:tbl>
       <w:tblPr>
@@ -1594,9 +1760,16 @@
             <w:tcW w:w="4873" w:type="dxa"/>
           </w:tcPr>
           <w:p>
+            <w:pPr>
+              <w:rPr>
+                <w:sz w:val="28"/>
+                <w:szCs w:val="28"/>
+              </w:rPr>
+            </w:pPr>
             <w:r>
               <w:rPr>
-                <w:sz w:val="20"/>
+                <w:sz w:val="28"/>
+                <w:szCs w:val="28"/>
               </w:rPr>
               <w:t>Item</w:t>
             </w:r>
@@ -1609,10 +1782,15 @@
           <w:p>
             <w:pPr>
               <w:cnfStyle w:val="100000000000" w:firstRow="1" w:lastRow="0" w:firstColumn="0" w:lastColumn="0" w:oddVBand="0" w:evenVBand="0" w:oddHBand="0" w:evenHBand="0" w:firstRowFirstColumn="0" w:firstRowLastColumn="0" w:lastRowFirstColumn="0" w:lastRowLastColumn="0"/>
+              <w:rPr>
+                <w:sz w:val="28"/>
+                <w:szCs w:val="28"/>
+              </w:rPr>
             </w:pPr>
             <w:r>
               <w:rPr>
-                <w:sz w:val="20"/>
+                <w:sz w:val="28"/>
+                <w:szCs w:val="28"/>
               </w:rPr>
               <w:t>Notes</w:t>
             </w:r>
@@ -1630,9 +1808,16 @@
             <w:tcW w:w="4873" w:type="dxa"/>
           </w:tcPr>
           <w:p>
+            <w:pPr>
+              <w:rPr>
+                <w:sz w:val="28"/>
+                <w:szCs w:val="28"/>
+              </w:rPr>
+            </w:pPr>
             <w:r>
               <w:rPr>
-                <w:sz w:val="19"/>
+                <w:sz w:val="28"/>
+                <w:szCs w:val="28"/>
               </w:rPr>
               <w:t>Control Card assembly</w:t>
             </w:r>
@@ -1645,10 +1830,15 @@
           <w:p>
             <w:pPr>
               <w:cnfStyle w:val="000000100000" w:firstRow="0" w:lastRow="0" w:firstColumn="0" w:lastColumn="0" w:oddVBand="0" w:evenVBand="0" w:oddHBand="1" w:evenHBand="0" w:firstRowFirstColumn="0" w:firstRowLastColumn="0" w:lastRowFirstColumn="0" w:lastRowLastColumn="0"/>
+              <w:rPr>
+                <w:sz w:val="28"/>
+                <w:szCs w:val="28"/>
+              </w:rPr>
             </w:pPr>
             <w:r>
               <w:rPr>
-                <w:sz w:val="19"/>
+                <w:sz w:val="28"/>
+                <w:szCs w:val="28"/>
               </w:rPr>
               <w:t>STM32G474RET6 fitted, with the JTAG/SWD connector (J6) and the console Micro-USB-B connector accessible.</w:t>
             </w:r>
@@ -1666,9 +1856,16 @@
             <w:tcW w:w="4873" w:type="dxa"/>
           </w:tcPr>
           <w:p>
+            <w:pPr>
+              <w:rPr>
+                <w:sz w:val="28"/>
+                <w:szCs w:val="28"/>
+              </w:rPr>
+            </w:pPr>
             <w:r>
               <w:rPr>
-                <w:sz w:val="19"/>
+                <w:sz w:val="28"/>
+                <w:szCs w:val="28"/>
               </w:rPr>
               <w:t>Debug probe: ST-Link/V2</w:t>
             </w:r>
@@ -1681,12 +1878,17 @@
           <w:p>
             <w:pPr>
               <w:cnfStyle w:val="000000010000" w:firstRow="0" w:lastRow="0" w:firstColumn="0" w:lastColumn="0" w:oddVBand="0" w:evenVBand="0" w:oddHBand="0" w:evenHBand="1" w:firstRowFirstColumn="0" w:firstRowLastColumn="0" w:lastRowFirstColumn="0" w:lastRowLastColumn="0"/>
+              <w:rPr>
+                <w:sz w:val="28"/>
+                <w:szCs w:val="28"/>
+              </w:rPr>
             </w:pPr>
             <w:r>
               <w:rPr>
-                <w:sz w:val="19"/>
+                <w:sz w:val="28"/>
+                <w:szCs w:val="28"/>
               </w:rPr>
-              <w:t>Standalone ST-Link/V2 dongle. Its 20-way ARM JTAG ribbon cable connects directly to J6 — no adapter needed.</w:t>
+              <w:t>Standalone ST-Link/V2 dongle. Its 20-way ARM JTAG ribbon cable connects directly to J6; no adapter needed.</w:t>
             </w:r>
           </w:p>
         </w:tc>
@@ -1702,9 +1904,16 @@
             <w:tcW w:w="4873" w:type="dxa"/>
           </w:tcPr>
           <w:p>
+            <w:pPr>
+              <w:rPr>
+                <w:sz w:val="28"/>
+                <w:szCs w:val="28"/>
+              </w:rPr>
+            </w:pPr>
             <w:r>
               <w:rPr>
-                <w:sz w:val="19"/>
+                <w:sz w:val="28"/>
+                <w:szCs w:val="28"/>
               </w:rPr>
               <w:t>USB cable: USB-A to Mini-USB-B</w:t>
             </w:r>
@@ -1717,10 +1926,15 @@
           <w:p>
             <w:pPr>
               <w:cnfStyle w:val="000000100000" w:firstRow="0" w:lastRow="0" w:firstColumn="0" w:lastColumn="0" w:oddVBand="0" w:evenVBand="0" w:oddHBand="1" w:evenHBand="0" w:firstRowFirstColumn="0" w:firstRowLastColumn="0" w:lastRowFirstColumn="0" w:lastRowLastColumn="0"/>
+              <w:rPr>
+                <w:sz w:val="28"/>
+                <w:szCs w:val="28"/>
+              </w:rPr>
             </w:pPr>
             <w:r>
               <w:rPr>
-                <w:sz w:val="19"/>
+                <w:sz w:val="28"/>
+                <w:szCs w:val="28"/>
               </w:rPr>
               <w:t>Connects the ST-Link/V2 (Mini-USB-B socket on the probe) to the PC (USB-A port). Used only for programming.</w:t>
             </w:r>
@@ -1738,9 +1952,16 @@
             <w:tcW w:w="4873" w:type="dxa"/>
           </w:tcPr>
           <w:p>
+            <w:pPr>
+              <w:rPr>
+                <w:sz w:val="28"/>
+                <w:szCs w:val="28"/>
+              </w:rPr>
+            </w:pPr>
             <w:r>
               <w:rPr>
-                <w:sz w:val="19"/>
+                <w:sz w:val="28"/>
+                <w:szCs w:val="28"/>
               </w:rPr>
               <w:t>USB cable: USB-A to Micro-USB-B</w:t>
             </w:r>
@@ -1753,12 +1974,17 @@
           <w:p>
             <w:pPr>
               <w:cnfStyle w:val="000000010000" w:firstRow="0" w:lastRow="0" w:firstColumn="0" w:lastColumn="0" w:oddVBand="0" w:evenVBand="0" w:oddHBand="0" w:evenHBand="1" w:firstRowFirstColumn="0" w:firstRowLastColumn="0" w:lastRowFirstColumn="0" w:lastRowLastColumn="0"/>
+              <w:rPr>
+                <w:sz w:val="28"/>
+                <w:szCs w:val="28"/>
+              </w:rPr>
             </w:pPr>
             <w:r>
               <w:rPr>
-                <w:sz w:val="19"/>
+                <w:sz w:val="28"/>
+                <w:szCs w:val="28"/>
               </w:rPr>
-              <w:t>Connects the Control Card's console connector directly to the PC (USB-A port). Used for the serial link — verification (Section 6) and normal GUI operation.</w:t>
+              <w:t>Connects the Control Card's console connector directly to the PC (USB-A port). Used for the serial link: verification (Section 6) and normal GUI operation.</w:t>
             </w:r>
           </w:p>
         </w:tc>
@@ -1774,9 +2000,16 @@
             <w:tcW w:w="4873" w:type="dxa"/>
           </w:tcPr>
           <w:p>
+            <w:pPr>
+              <w:rPr>
+                <w:sz w:val="28"/>
+                <w:szCs w:val="28"/>
+              </w:rPr>
+            </w:pPr>
             <w:r>
               <w:rPr>
-                <w:sz w:val="19"/>
+                <w:sz w:val="28"/>
+                <w:szCs w:val="28"/>
               </w:rPr>
               <w:t>Programming PC</w:t>
             </w:r>
@@ -1789,10 +2022,15 @@
           <w:p>
             <w:pPr>
               <w:cnfStyle w:val="000000100000" w:firstRow="0" w:lastRow="0" w:firstColumn="0" w:lastColumn="0" w:oddVBand="0" w:evenVBand="0" w:oddHBand="1" w:evenHBand="0" w:firstRowFirstColumn="0" w:firstRowLastColumn="0" w:lastRowFirstColumn="0" w:lastRowLastColumn="0"/>
+              <w:rPr>
+                <w:sz w:val="28"/>
+                <w:szCs w:val="28"/>
+              </w:rPr>
             </w:pPr>
             <w:r>
               <w:rPr>
-                <w:sz w:val="19"/>
+                <w:sz w:val="28"/>
+                <w:szCs w:val="28"/>
               </w:rPr>
               <w:t>Runs the software listed in Section 2.2.</w:t>
             </w:r>
@@ -1817,13 +2055,14 @@
           <w:b/>
           <w:color w:val="B5352B"/>
         </w:rPr>
+        <w:lastRenderedPageBreak/>
         <w:t xml:space="preserve">NOTE:  </w:t>
       </w:r>
       <w:r>
         <w:rPr>
           <w:color w:val="5A1A14"/>
         </w:rPr>
-        <w:t>The ST-Link/V2 and its Mini-USB-B cable are used for programming only (Section 5). The Micro-USB-B console connector is separate, external to the ST-Link/V2, and carries only the firmware-GUI serial link (Section 6) — it plays no part in flashing the device.</w:t>
+        <w:t>The ST-Link/V2 and its Mini-USB-B cable are used for programming only (Section 5). The Micro-USB-B console connector is separate, external to the ST-Link/V2, and carries only the firmware-GUI serial link (Section 6); it plays no part in flashing the device.</w:t>
       </w:r>
     </w:p>
     <w:p/>
@@ -1831,18 +2070,36 @@
       <w:pPr>
         <w:pStyle w:val="Heading2"/>
       </w:pPr>
-      <w:bookmarkStart w:id="8" w:name="_Toc238739878"/>
+      <w:bookmarkStart w:id="13" w:name="_Toc238739878"/>
+      <w:bookmarkStart w:id="14" w:name="_Toc240070200"/>
       <w:r>
-        <w:t>2.2 Software</w:t>
+        <w:t>Software</w:t>
       </w:r>
-      <w:bookmarkEnd w:id="8"/>
+      <w:bookmarkEnd w:id="13"/>
+      <w:bookmarkEnd w:id="14"/>
     </w:p>
     <w:p>
       <w:pPr>
         <w:pStyle w:val="ListBullet"/>
       </w:pPr>
       <w:r>
-        <w:t>STM32CubeIDE, version 1.19.0 or later — includes the bundled arm-none-eabi-gcc toolchain and ST-Link driver support.</w:t>
+        <w:t>STM32CubeIDE, version 1.19.0 or later, includes the bundled arm-none-</w:t>
+      </w:r>
+      <w:proofErr w:type="spellStart"/>
+      <w:r>
+        <w:t>eabi</w:t>
+      </w:r>
+      <w:proofErr w:type="spellEnd"/>
+      <w:r>
+        <w:t>-</w:t>
+      </w:r>
+      <w:proofErr w:type="spellStart"/>
+      <w:r>
+        <w:t>gcc</w:t>
+      </w:r>
+      <w:proofErr w:type="spellEnd"/>
+      <w:r>
+        <w:t xml:space="preserve"> toolchain and ST-Link driver support.</w:t>
       </w:r>
     </w:p>
     <w:p>
@@ -1865,11 +2122,13 @@
       <w:pPr>
         <w:pStyle w:val="Heading1"/>
       </w:pPr>
-      <w:bookmarkStart w:id="9" w:name="_Toc238739879"/>
+      <w:bookmarkStart w:id="15" w:name="_Toc238739879"/>
+      <w:bookmarkStart w:id="16" w:name="_Toc240070201"/>
       <w:r>
-        <w:t>3. Safety Precautions</w:t>
+        <w:t>Safety Precautions</w:t>
       </w:r>
-      <w:bookmarkEnd w:id="9"/>
+      <w:bookmarkEnd w:id="15"/>
+      <w:bookmarkEnd w:id="16"/>
     </w:p>
     <w:p>
       <w:pPr>
@@ -1917,11 +2176,13 @@
       <w:pPr>
         <w:pStyle w:val="Heading1"/>
       </w:pPr>
-      <w:bookmarkStart w:id="10" w:name="_Toc238739880"/>
+      <w:bookmarkStart w:id="17" w:name="_Toc238739880"/>
+      <w:bookmarkStart w:id="18" w:name="_Toc240070202"/>
       <w:r>
-        <w:t>4. Procedure — Building the Firmware</w:t>
+        <w:t>Building the Firmware</w:t>
       </w:r>
-      <w:bookmarkEnd w:id="10"/>
+      <w:bookmarkEnd w:id="17"/>
+      <w:bookmarkEnd w:id="18"/>
     </w:p>
     <w:p>
       <w:pPr>
@@ -1943,6 +2204,7 @@
         <w:rPr>
           <w:noProof/>
         </w:rPr>
+        <w:lastRenderedPageBreak/>
         <w:drawing>
           <wp:inline distT="0" distB="0" distL="0" distR="0" wp14:anchorId="0B7E87DF" wp14:editId="102F3135">
             <wp:extent cx="5760720" cy="5700370"/>
@@ -1990,7 +2252,7 @@
           <w:color w:val="555555"/>
           <w:sz w:val="19"/>
         </w:rPr>
-        <w:t>Figure 1 — The HT_MK1 project loaded in STM32CubeIDE's Project Explorer.</w:t>
+        <w:t>Figure 1: The HT_MK1 project loaded in STM32CubeIDE's Project Explorer.</w:t>
       </w:r>
     </w:p>
     <w:p/>
@@ -2003,7 +2265,7 @@
       </w:r>
       <w:r>
         <w:tab/>
-        <w:t>Select the Debug build configuration — the only configuration this project currently provides.</w:t>
+        <w:t>Select the Debug build configuration, the only configuration this project currently provides.</w:t>
       </w:r>
     </w:p>
     <w:p>
@@ -2026,6 +2288,7 @@
         <w:rPr>
           <w:noProof/>
         </w:rPr>
+        <w:lastRenderedPageBreak/>
         <w:drawing>
           <wp:inline distT="0" distB="0" distL="0" distR="0" wp14:anchorId="7D7F84C2" wp14:editId="201503C2">
             <wp:extent cx="3931920" cy="2422510"/>
@@ -2073,13 +2336,13 @@
           <w:color w:val="555555"/>
           <w:sz w:val="19"/>
         </w:rPr>
-        <w:t>Figure 2 — A successful build: 0 errors, 0 warnings.</w:t>
+        <w:t>Figure 2: A successful build, 0 errors, 0 warnings.</w:t>
       </w:r>
     </w:p>
     <w:p/>
     <w:p>
       <w:r>
-        <w:t>Alternative — command line, from the project's Debug/ folder:</w:t>
+        <w:t>Alternative: build from the command line, in the project's Debug/ folder:</w:t>
       </w:r>
     </w:p>
     <w:p>
@@ -2103,7 +2366,43 @@
           <w:color w:val="555555"/>
           <w:sz w:val="18"/>
         </w:rPr>
-        <w:t>Requires the STM32CubeIDE bundled toolchain to be on PATH — see Section 7 if make cannot find arm-none-eabi-gcc.</w:t>
+        <w:t>Requires the STM32CubeIDE bundled toolchain to be on PATH. See Section 7 if make cannot find arm-none-</w:t>
+      </w:r>
+      <w:proofErr w:type="spellStart"/>
+      <w:r>
+        <w:rPr>
+          <w:i/>
+          <w:color w:val="555555"/>
+          <w:sz w:val="18"/>
+        </w:rPr>
+        <w:t>eabi</w:t>
+      </w:r>
+      <w:proofErr w:type="spellEnd"/>
+      <w:r>
+        <w:rPr>
+          <w:i/>
+          <w:color w:val="555555"/>
+          <w:sz w:val="18"/>
+        </w:rPr>
+        <w:t>-</w:t>
+      </w:r>
+      <w:proofErr w:type="spellStart"/>
+      <w:r>
+        <w:rPr>
+          <w:i/>
+          <w:color w:val="555555"/>
+          <w:sz w:val="18"/>
+        </w:rPr>
+        <w:t>gcc</w:t>
+      </w:r>
+      <w:proofErr w:type="spellEnd"/>
+      <w:r>
+        <w:rPr>
+          <w:i/>
+          <w:color w:val="555555"/>
+          <w:sz w:val="18"/>
+        </w:rPr>
+        <w:t>.</w:t>
       </w:r>
     </w:p>
     <w:p/>
@@ -2111,11 +2410,13 @@
       <w:pPr>
         <w:pStyle w:val="Heading1"/>
       </w:pPr>
-      <w:bookmarkStart w:id="11" w:name="_Toc238739881"/>
+      <w:bookmarkStart w:id="19" w:name="_Toc238739881"/>
+      <w:bookmarkStart w:id="20" w:name="_Toc240070203"/>
       <w:r>
-        <w:t>5. Procedure — Programming the Device</w:t>
+        <w:t>Programming the Device</w:t>
       </w:r>
-      <w:bookmarkEnd w:id="11"/>
+      <w:bookmarkEnd w:id="19"/>
+      <w:bookmarkEnd w:id="20"/>
     </w:p>
     <w:p>
       <w:pPr>
@@ -2186,15 +2487,18 @@
       <w:pPr>
         <w:pStyle w:val="Heading1"/>
       </w:pPr>
-      <w:bookmarkStart w:id="12" w:name="_Toc238739882"/>
+      <w:bookmarkStart w:id="21" w:name="_Toc238739882"/>
+      <w:bookmarkStart w:id="22" w:name="_Toc240070204"/>
       <w:r>
-        <w:t>6. Verification</w:t>
+        <w:lastRenderedPageBreak/>
+        <w:t>Verification</w:t>
       </w:r>
-      <w:bookmarkEnd w:id="12"/>
+      <w:bookmarkEnd w:id="21"/>
+      <w:bookmarkEnd w:id="22"/>
     </w:p>
     <w:p>
       <w:r>
-        <w:t>This step confirms the new firmware is running, using the console connector — a separate Micro-USB-B port on the Control Card, unrelated to the ST-Link/V2 and J6 used for flashing in Section 5. This port carries the same serial link the GUI uses during normal operation.</w:t>
+        <w:t>This step confirms the new firmware is running, using the console connector, a separate Micro-USB-B port on the Control Card, unrelated to the ST-Link/V2 and J6 used for flashing in Section 5. This port carries the same serial link the GUI uses during normal operation.</w:t>
       </w:r>
     </w:p>
     <w:p>
@@ -2230,8 +2534,6 @@
       </w:r>
       <w:r>
         <w:tab/>
-      </w:r>
-      <w:r>
         <w:t>Power-cycle or reset the Control Card.</w:t>
       </w:r>
     </w:p>
@@ -2320,7 +2622,7 @@
         <w:rPr>
           <w:color w:val="5A1A14"/>
         </w:rPr>
-        <w:t>A PONG reply confirms the new firmware is running and the serial link works. It does not confirm the Matrix Card or HV Cards are functioning — run the Functional Test Procedure for that.</w:t>
+        <w:t>A PONG reply confirms the new firmware is running and the serial link works. It does not confirm the Matrix Card or HV Cards are functioning. Run the Functional Test Procedure for that.</w:t>
       </w:r>
     </w:p>
     <w:p/>
@@ -2346,7 +2648,7 @@
         <w:rPr>
           <w:color w:val="5A1A14"/>
         </w:rPr>
-        <w:t>The console connector's UART must match the UART the firmware actually initializes for the console. Confirm this before relying on the check above — see the HT_MK1 Code Walkthrough, Section 3, for the firmware's current console UART assignment.</w:t>
+        <w:t>The console connector's UART must match the UART the firmware actually initializes for the console. Confirm this before relying on the check above. See the HT_MK1 Code Walkthrough, Section 3, for the firmware's current console UART assignment.</w:t>
       </w:r>
     </w:p>
     <w:p/>
@@ -2354,11 +2656,13 @@
       <w:pPr>
         <w:pStyle w:val="Heading1"/>
       </w:pPr>
-      <w:bookmarkStart w:id="13" w:name="_Toc238739883"/>
+      <w:bookmarkStart w:id="23" w:name="_Toc238739883"/>
+      <w:bookmarkStart w:id="24" w:name="_Toc240070205"/>
       <w:r>
-        <w:t>7. Troubleshooting</w:t>
+        <w:t>Troubleshooting</w:t>
       </w:r>
-      <w:bookmarkEnd w:id="13"/>
+      <w:bookmarkEnd w:id="23"/>
+      <w:bookmarkEnd w:id="24"/>
     </w:p>
     <w:tbl>
       <w:tblPr>
@@ -2439,7 +2743,49 @@
               <w:rPr>
                 <w:sz w:val="19"/>
               </w:rPr>
-              <w:t>"arm-none-eabi-gcc: command not found" (command-line build)</w:t>
+              <w:t>"</w:t>
+            </w:r>
+            <w:proofErr w:type="gramStart"/>
+            <w:r>
+              <w:rPr>
+                <w:sz w:val="19"/>
+              </w:rPr>
+              <w:t>arm</w:t>
+            </w:r>
+            <w:proofErr w:type="gramEnd"/>
+            <w:r>
+              <w:rPr>
+                <w:sz w:val="19"/>
+              </w:rPr>
+              <w:t>-none-</w:t>
+            </w:r>
+            <w:proofErr w:type="spellStart"/>
+            <w:r>
+              <w:rPr>
+                <w:sz w:val="19"/>
+              </w:rPr>
+              <w:t>eabi</w:t>
+            </w:r>
+            <w:proofErr w:type="spellEnd"/>
+            <w:r>
+              <w:rPr>
+                <w:sz w:val="19"/>
+              </w:rPr>
+              <w:t>-</w:t>
+            </w:r>
+            <w:proofErr w:type="spellStart"/>
+            <w:r>
+              <w:rPr>
+                <w:sz w:val="19"/>
+              </w:rPr>
+              <w:t>gcc</w:t>
+            </w:r>
+            <w:proofErr w:type="spellEnd"/>
+            <w:r>
+              <w:rPr>
+                <w:sz w:val="19"/>
+              </w:rPr>
+              <w:t>: command not found" (command-line build)</w:t>
             </w:r>
           </w:p>
         </w:tc>
@@ -2595,6 +2941,7 @@
               <w:rPr>
                 <w:sz w:val="19"/>
               </w:rPr>
+              <w:lastRenderedPageBreak/>
               <w:t>No boot line, or no reply to PING</w:t>
             </w:r>
           </w:p>
@@ -2638,11 +2985,13 @@
       <w:pPr>
         <w:pStyle w:val="Heading1"/>
       </w:pPr>
-      <w:bookmarkStart w:id="14" w:name="_Toc238739884"/>
+      <w:bookmarkStart w:id="25" w:name="_Toc238739884"/>
+      <w:bookmarkStart w:id="26" w:name="_Toc240070206"/>
       <w:r>
-        <w:t>8. Sign-off</w:t>
+        <w:t>Sign-off</w:t>
       </w:r>
-      <w:bookmarkEnd w:id="14"/>
+      <w:bookmarkEnd w:id="25"/>
+      <w:bookmarkEnd w:id="26"/>
     </w:p>
     <w:tbl>
       <w:tblPr>
@@ -2816,7 +3165,7 @@
     <w:sectPr>
       <w:footerReference w:type="default" r:id="rId11"/>
       <w:pgSz w:w="12240" w:h="15840"/>
-      <w:pgMar w:top="1134" w:right="1247" w:bottom="1134" w:left="1247" w:header="720" w:footer="720" w:gutter="0"/>
+      <w:pgMar w:top="1440" w:right="1080" w:bottom="1440" w:left="1080" w:header="720" w:footer="720" w:gutter="0"/>
       <w:cols w:space="720"/>
       <w:docGrid w:linePitch="360"/>
     </w:sectPr>
@@ -2825,7 +3174,7 @@
 </file>
 
 <file path=word/endnotes.xml><?xml version="1.0" encoding="utf-8"?>
-<w:endnotes xmlns:wpc="http://schemas.microsoft.com/office/word/2010/wordprocessingCanvas" xmlns:cx="http://schemas.microsoft.com/office/drawing/2014/chartex" xmlns:cx1="http://schemas.microsoft.com/office/drawing/2015/9/8/chartex" xmlns:cx2="http://schemas.microsoft.com/office/drawing/2015/10/21/chartex" xmlns:cx3="http://schemas.microsoft.com/office/drawing/2016/5/9/chartex" xmlns:cx4="http://schemas.microsoft.com/office/drawing/2016/5/10/chartex" xmlns:cx5="http://schemas.microsoft.com/office/drawing/2016/5/11/chartex" xmlns:cx6="http://schemas.microsoft.com/office/drawing/2016/5/12/chartex" xmlns:cx7="http://schemas.microsoft.com/office/drawing/2016/5/13/chartex" xmlns:cx8="http://schemas.microsoft.com/office/drawing/2016/5/14/chartex" xmlns:mc="http://schemas.openxmlformats.org/markup-compatibility/2006" xmlns:aink="http://schemas.microsoft.com/office/drawing/2016/ink" xmlns:am3d="http://schemas.microsoft.com/office/drawing/2017/model3d" xmlns:o="urn:schemas-microsoft-com:office:office" xmlns:oel="http://schemas.microsoft.com/office/2019/extlst" xmlns:r="http://schemas.openxmlformats.org/officeDocument/2006/relationships" xmlns:m="http://schemas.openxmlformats.org/officeDocument/2006/math" xmlns:v="urn:schemas-microsoft-com:vml" xmlns:wp14="http://schemas.microsoft.com/office/word/2010/wordprocessingDrawing" xmlns:wp="http://schemas.openxmlformats.org/drawingml/2006/wordprocessingDrawing" xmlns:w10="urn:schemas-microsoft-com:office:word" xmlns:w="http://schemas.openxmlformats.org/wordprocessingml/2006/main" xmlns:w14="http://schemas.microsoft.com/office/word/2010/wordml" xmlns:w15="http://schemas.microsoft.com/office/word/2012/wordml" xmlns:w16cei="http://schemas.microsoft.com/office/word/2026/wordml/cei" xmlns:w16cex="http://schemas.microsoft.com/office/word/2018/wordml/cex" xmlns:w16cid="http://schemas.microsoft.com/office/word/2016/wordml/cid" xmlns:w16="http://schemas.microsoft.com/office/word/2018/wordml" xmlns:w16du="http://schemas.microsoft.com/office/word/2023/wordml/word16du" xmlns:w16sdtdh="http://schemas.microsoft.com/office/word/2020/wordml/sdtdatahash" xmlns:w16sdtfl="http://schemas.microsoft.com/office/word/2024/wordml/sdtformatlock" xmlns:w16se="http://schemas.microsoft.com/office/word/2015/wordml/symex" xmlns:wpg="http://schemas.microsoft.com/office/word/2010/wordprocessingGroup" xmlns:wpi="http://schemas.microsoft.com/office/word/2010/wordprocessingInk" xmlns:wne="http://schemas.microsoft.com/office/word/2006/wordml" xmlns:wps="http://schemas.microsoft.com/office/word/2010/wordprocessingShape" mc:Ignorable="w14 w15 w16se w16cid w16 w16cex w16sdtdh w16sdtfl w16du wp14">
+<w:endnotes xmlns:wpc="http://schemas.microsoft.com/office/word/2010/wordprocessingCanvas" xmlns:cx="http://schemas.microsoft.com/office/drawing/2014/chartex" xmlns:cx1="http://schemas.microsoft.com/office/drawing/2015/9/8/chartex" xmlns:cx2="http://schemas.microsoft.com/office/drawing/2015/10/21/chartex" xmlns:cx3="http://schemas.microsoft.com/office/drawing/2016/5/9/chartex" xmlns:cx4="http://schemas.microsoft.com/office/drawing/2016/5/10/chartex" xmlns:cx5="http://schemas.microsoft.com/office/drawing/2016/5/11/chartex" xmlns:cx6="http://schemas.microsoft.com/office/drawing/2016/5/12/chartex" xmlns:cx7="http://schemas.microsoft.com/office/drawing/2016/5/13/chartex" xmlns:cx8="http://schemas.microsoft.com/office/drawing/2016/5/14/chartex" xmlns:mc="http://schemas.openxmlformats.org/markup-compatibility/2006" xmlns:aink="http://schemas.microsoft.com/office/drawing/2016/ink" xmlns:am3d="http://schemas.microsoft.com/office/drawing/2017/model3d" xmlns:o="urn:schemas-microsoft-com:office:office" xmlns:oel="http://schemas.microsoft.com/office/2019/extlst" xmlns:r="http://schemas.openxmlformats.org/officeDocument/2006/relationships" xmlns:m="http://schemas.openxmlformats.org/officeDocument/2006/math" xmlns:v="urn:schemas-microsoft-com:vml" xmlns:wp14="http://schemas.microsoft.com/office/word/2010/wordprocessingDrawing" xmlns:wp="http://schemas.openxmlformats.org/drawingml/2006/wordprocessingDrawing" xmlns:w10="urn:schemas-microsoft-com:office:word" xmlns:w="http://schemas.openxmlformats.org/wordprocessingml/2006/main" xmlns:w14="http://schemas.microsoft.com/office/word/2010/wordml" xmlns:w15="http://schemas.microsoft.com/office/word/2012/wordml" xmlns:w16cex="http://schemas.microsoft.com/office/word/2018/wordml/cex" xmlns:w16cid="http://schemas.microsoft.com/office/word/2016/wordml/cid" xmlns:w16="http://schemas.microsoft.com/office/word/2018/wordml" xmlns:w16du="http://schemas.microsoft.com/office/word/2023/wordml/word16du" xmlns:w16sdtdh="http://schemas.microsoft.com/office/word/2020/wordml/sdtdatahash" xmlns:w16sdtfl="http://schemas.microsoft.com/office/word/2024/wordml/sdtformatlock" xmlns:w16se="http://schemas.microsoft.com/office/word/2015/wordml/symex" xmlns:wpg="http://schemas.microsoft.com/office/word/2010/wordprocessingGroup" xmlns:wpi="http://schemas.microsoft.com/office/word/2010/wordprocessingInk" xmlns:wne="http://schemas.microsoft.com/office/word/2006/wordml" xmlns:wps="http://schemas.microsoft.com/office/word/2010/wordprocessingShape" mc:Ignorable="w14 w15 w16se w16cid w16 w16cex w16sdtdh w16sdtfl w16du wp14">
   <w:endnote w:type="separator" w:id="-1">
     <w:p>
       <w:pPr>
@@ -2850,28 +3199,72 @@
 </file>
 
 <file path=word/footer1.xml><?xml version="1.0" encoding="utf-8"?>
-<w:ftr xmlns:wpc="http://schemas.microsoft.com/office/word/2010/wordprocessingCanvas" xmlns:cx="http://schemas.microsoft.com/office/drawing/2014/chartex" xmlns:cx1="http://schemas.microsoft.com/office/drawing/2015/9/8/chartex" xmlns:cx2="http://schemas.microsoft.com/office/drawing/2015/10/21/chartex" xmlns:cx3="http://schemas.microsoft.com/office/drawing/2016/5/9/chartex" xmlns:cx4="http://schemas.microsoft.com/office/drawing/2016/5/10/chartex" xmlns:cx5="http://schemas.microsoft.com/office/drawing/2016/5/11/chartex" xmlns:cx6="http://schemas.microsoft.com/office/drawing/2016/5/12/chartex" xmlns:cx7="http://schemas.microsoft.com/office/drawing/2016/5/13/chartex" xmlns:cx8="http://schemas.microsoft.com/office/drawing/2016/5/14/chartex" xmlns:mc="http://schemas.openxmlformats.org/markup-compatibility/2006" xmlns:aink="http://schemas.microsoft.com/office/drawing/2016/ink" xmlns:am3d="http://schemas.microsoft.com/office/drawing/2017/model3d" xmlns:o="urn:schemas-microsoft-com:office:office" xmlns:oel="http://schemas.microsoft.com/office/2019/extlst" xmlns:r="http://schemas.openxmlformats.org/officeDocument/2006/relationships" xmlns:m="http://schemas.openxmlformats.org/officeDocument/2006/math" xmlns:v="urn:schemas-microsoft-com:vml" xmlns:wp14="http://schemas.microsoft.com/office/word/2010/wordprocessingDrawing" xmlns:wp="http://schemas.openxmlformats.org/drawingml/2006/wordprocessingDrawing" xmlns:w10="urn:schemas-microsoft-com:office:word" xmlns:w="http://schemas.openxmlformats.org/wordprocessingml/2006/main" xmlns:w14="http://schemas.microsoft.com/office/word/2010/wordml" xmlns:w15="http://schemas.microsoft.com/office/word/2012/wordml" xmlns:w16cei="http://schemas.microsoft.com/office/word/2026/wordml/cei" xmlns:w16cex="http://schemas.microsoft.com/office/word/2018/wordml/cex" xmlns:w16cid="http://schemas.microsoft.com/office/word/2016/wordml/cid" xmlns:w16="http://schemas.microsoft.com/office/word/2018/wordml" xmlns:w16du="http://schemas.microsoft.com/office/word/2023/wordml/word16du" xmlns:w16sdtdh="http://schemas.microsoft.com/office/word/2020/wordml/sdtdatahash" xmlns:w16sdtfl="http://schemas.microsoft.com/office/word/2024/wordml/sdtformatlock" xmlns:w16se="http://schemas.microsoft.com/office/word/2015/wordml/symex" xmlns:wpg="http://schemas.microsoft.com/office/word/2010/wordprocessingGroup" xmlns:wpi="http://schemas.microsoft.com/office/word/2010/wordprocessingInk" xmlns:wne="http://schemas.microsoft.com/office/word/2006/wordml" xmlns:wps="http://schemas.microsoft.com/office/word/2010/wordprocessingShape" mc:Ignorable="w14 w15 w16se w16cid w16 w16cex w16sdtdh w16sdtfl w16du wp14">
+<w:ftr xmlns:wpc="http://schemas.microsoft.com/office/word/2010/wordprocessingCanvas" xmlns:cx="http://schemas.microsoft.com/office/drawing/2014/chartex" xmlns:cx1="http://schemas.microsoft.com/office/drawing/2015/9/8/chartex" xmlns:cx2="http://schemas.microsoft.com/office/drawing/2015/10/21/chartex" xmlns:cx3="http://schemas.microsoft.com/office/drawing/2016/5/9/chartex" xmlns:cx4="http://schemas.microsoft.com/office/drawing/2016/5/10/chartex" xmlns:cx5="http://schemas.microsoft.com/office/drawing/2016/5/11/chartex" xmlns:cx6="http://schemas.microsoft.com/office/drawing/2016/5/12/chartex" xmlns:cx7="http://schemas.microsoft.com/office/drawing/2016/5/13/chartex" xmlns:cx8="http://schemas.microsoft.com/office/drawing/2016/5/14/chartex" xmlns:mc="http://schemas.openxmlformats.org/markup-compatibility/2006" xmlns:aink="http://schemas.microsoft.com/office/drawing/2016/ink" xmlns:am3d="http://schemas.microsoft.com/office/drawing/2017/model3d" xmlns:o="urn:schemas-microsoft-com:office:office" xmlns:oel="http://schemas.microsoft.com/office/2019/extlst" xmlns:r="http://schemas.openxmlformats.org/officeDocument/2006/relationships" xmlns:m="http://schemas.openxmlformats.org/officeDocument/2006/math" xmlns:v="urn:schemas-microsoft-com:vml" xmlns:wp14="http://schemas.microsoft.com/office/word/2010/wordprocessingDrawing" xmlns:wp="http://schemas.openxmlformats.org/drawingml/2006/wordprocessingDrawing" xmlns:w10="urn:schemas-microsoft-com:office:word" xmlns:w="http://schemas.openxmlformats.org/wordprocessingml/2006/main" xmlns:w14="http://schemas.microsoft.com/office/word/2010/wordml" xmlns:w15="http://schemas.microsoft.com/office/word/2012/wordml" xmlns:w16cex="http://schemas.microsoft.com/office/word/2018/wordml/cex" xmlns:w16cid="http://schemas.microsoft.com/office/word/2016/wordml/cid" xmlns:w16="http://schemas.microsoft.com/office/word/2018/wordml" xmlns:w16du="http://schemas.microsoft.com/office/word/2023/wordml/word16du" xmlns:w16sdtdh="http://schemas.microsoft.com/office/word/2020/wordml/sdtdatahash" xmlns:w16sdtfl="http://schemas.microsoft.com/office/word/2024/wordml/sdtformatlock" xmlns:w16se="http://schemas.microsoft.com/office/word/2015/wordml/symex" xmlns:wpg="http://schemas.microsoft.com/office/word/2010/wordprocessingGroup" xmlns:wpi="http://schemas.microsoft.com/office/word/2010/wordprocessingInk" xmlns:wne="http://schemas.microsoft.com/office/word/2006/wordml" xmlns:wps="http://schemas.microsoft.com/office/word/2010/wordprocessingShape" mc:Ignorable="w14 w15 w16se w16cid w16 w16cex w16sdtdh w16sdtfl w16du wp14">
   <w:p>
     <w:pPr>
       <w:pStyle w:val="Footer"/>
+      <w:tabs>
+        <w:tab w:val="center" w:pos="5040"/>
+        <w:tab w:val="right" w:pos="10080"/>
+      </w:tabs>
       <w:jc w:val="center"/>
     </w:pPr>
     <w:r>
       <w:rPr>
-        <w:sz w:val="16"/>
-      </w:rPr>
-      <w:t xml:space="preserve">Azista BST Aerospace Private Limited — Confidential — Prepared for Infinity Integration Pvt. Ltd.    |    Page </w:t>
+        <w:color w:val="4F81BD"/>
+        <w:sz w:val="20"/>
+      </w:rPr>
+      <w:t>DOC ID: HT_MK1_FP</w:t>
     </w:r>
     <w:r>
+      <w:rPr>
+        <w:color w:val="4F81BD"/>
+        <w:sz w:val="20"/>
+      </w:rPr>
+      <w:tab/>
+    </w:r>
+    <w:r>
+      <w:rPr>
+        <w:b/>
+        <w:color w:val="4F81BD"/>
+        <w:sz w:val="20"/>
+        <w:u w:val="single"/>
+      </w:rPr>
+      <w:t>CONFIDENTIAL</w:t>
+    </w:r>
+    <w:r>
+      <w:rPr>
+        <w:color w:val="4F81BD"/>
+        <w:sz w:val="20"/>
+      </w:rPr>
+      <w:tab/>
+      <w:t xml:space="preserve">Page </w:t>
+    </w:r>
+    <w:r>
+      <w:rPr>
+        <w:b/>
+        <w:color w:val="4F81BD"/>
+        <w:sz w:val="20"/>
+      </w:rPr>
       <w:fldChar w:fldCharType="begin"/>
     </w:r>
     <w:r>
-      <w:instrText>PAGE</w:instrText>
+      <w:rPr>
+        <w:b/>
+        <w:color w:val="4F81BD"/>
+        <w:sz w:val="20"/>
+      </w:rPr>
+      <w:instrText xml:space="preserve"> PAGE </w:instrText>
     </w:r>
     <w:r>
       <w:fldChar w:fldCharType="separate"/>
     </w:r>
     <w:r>
+      <w:rPr>
+        <w:b/>
+        <w:color w:val="4F81BD"/>
+        <w:sz w:val="20"/>
+      </w:rPr>
       <w:t>1</w:t>
     </w:r>
     <w:r>
@@ -2879,20 +3272,36 @@
     </w:r>
     <w:r>
       <w:rPr>
-        <w:sz w:val="16"/>
+        <w:color w:val="4F81BD"/>
+        <w:sz w:val="20"/>
       </w:rPr>
       <w:t xml:space="preserve"> of </w:t>
     </w:r>
     <w:r>
+      <w:rPr>
+        <w:b/>
+        <w:color w:val="4F81BD"/>
+        <w:sz w:val="20"/>
+      </w:rPr>
       <w:fldChar w:fldCharType="begin"/>
     </w:r>
     <w:r>
-      <w:instrText>NUMPAGES</w:instrText>
+      <w:rPr>
+        <w:b/>
+        <w:color w:val="4F81BD"/>
+        <w:sz w:val="20"/>
+      </w:rPr>
+      <w:instrText xml:space="preserve"> NUMPAGES </w:instrText>
     </w:r>
     <w:r>
       <w:fldChar w:fldCharType="separate"/>
     </w:r>
     <w:r>
+      <w:rPr>
+        <w:b/>
+        <w:color w:val="4F81BD"/>
+        <w:sz w:val="20"/>
+      </w:rPr>
       <w:t>1</w:t>
     </w:r>
     <w:r>
@@ -2903,7 +3312,7 @@
 </file>
 
 <file path=word/footnotes.xml><?xml version="1.0" encoding="utf-8"?>
-<w:footnotes xmlns:wpc="http://schemas.microsoft.com/office/word/2010/wordprocessingCanvas" xmlns:cx="http://schemas.microsoft.com/office/drawing/2014/chartex" xmlns:cx1="http://schemas.microsoft.com/office/drawing/2015/9/8/chartex" xmlns:cx2="http://schemas.microsoft.com/office/drawing/2015/10/21/chartex" xmlns:cx3="http://schemas.microsoft.com/office/drawing/2016/5/9/chartex" xmlns:cx4="http://schemas.microsoft.com/office/drawing/2016/5/10/chartex" xmlns:cx5="http://schemas.microsoft.com/office/drawing/2016/5/11/chartex" xmlns:cx6="http://schemas.microsoft.com/office/drawing/2016/5/12/chartex" xmlns:cx7="http://schemas.microsoft.com/office/drawing/2016/5/13/chartex" xmlns:cx8="http://schemas.microsoft.com/office/drawing/2016/5/14/chartex" xmlns:mc="http://schemas.openxmlformats.org/markup-compatibility/2006" xmlns:aink="http://schemas.microsoft.com/office/drawing/2016/ink" xmlns:am3d="http://schemas.microsoft.com/office/drawing/2017/model3d" xmlns:o="urn:schemas-microsoft-com:office:office" xmlns:oel="http://schemas.microsoft.com/office/2019/extlst" xmlns:r="http://schemas.openxmlformats.org/officeDocument/2006/relationships" xmlns:m="http://schemas.openxmlformats.org/officeDocument/2006/math" xmlns:v="urn:schemas-microsoft-com:vml" xmlns:wp14="http://schemas.microsoft.com/office/word/2010/wordprocessingDrawing" xmlns:wp="http://schemas.openxmlformats.org/drawingml/2006/wordprocessingDrawing" xmlns:w10="urn:schemas-microsoft-com:office:word" xmlns:w="http://schemas.openxmlformats.org/wordprocessingml/2006/main" xmlns:w14="http://schemas.microsoft.com/office/word/2010/wordml" xmlns:w15="http://schemas.microsoft.com/office/word/2012/wordml" xmlns:w16cei="http://schemas.microsoft.com/office/word/2026/wordml/cei" xmlns:w16cex="http://schemas.microsoft.com/office/word/2018/wordml/cex" xmlns:w16cid="http://schemas.microsoft.com/office/word/2016/wordml/cid" xmlns:w16="http://schemas.microsoft.com/office/word/2018/wordml" xmlns:w16du="http://schemas.microsoft.com/office/word/2023/wordml/word16du" xmlns:w16sdtdh="http://schemas.microsoft.com/office/word/2020/wordml/sdtdatahash" xmlns:w16sdtfl="http://schemas.microsoft.com/office/word/2024/wordml/sdtformatlock" xmlns:w16se="http://schemas.microsoft.com/office/word/2015/wordml/symex" xmlns:wpg="http://schemas.microsoft.com/office/word/2010/wordprocessingGroup" xmlns:wpi="http://schemas.microsoft.com/office/word/2010/wordprocessingInk" xmlns:wne="http://schemas.microsoft.com/office/word/2006/wordml" xmlns:wps="http://schemas.microsoft.com/office/word/2010/wordprocessingShape" mc:Ignorable="w14 w15 w16se w16cid w16 w16cex w16sdtdh w16sdtfl w16du wp14">
+<w:footnotes xmlns:wpc="http://schemas.microsoft.com/office/word/2010/wordprocessingCanvas" xmlns:cx="http://schemas.microsoft.com/office/drawing/2014/chartex" xmlns:cx1="http://schemas.microsoft.com/office/drawing/2015/9/8/chartex" xmlns:cx2="http://schemas.microsoft.com/office/drawing/2015/10/21/chartex" xmlns:cx3="http://schemas.microsoft.com/office/drawing/2016/5/9/chartex" xmlns:cx4="http://schemas.microsoft.com/office/drawing/2016/5/10/chartex" xmlns:cx5="http://schemas.microsoft.com/office/drawing/2016/5/11/chartex" xmlns:cx6="http://schemas.microsoft.com/office/drawing/2016/5/12/chartex" xmlns:cx7="http://schemas.microsoft.com/office/drawing/2016/5/13/chartex" xmlns:cx8="http://schemas.microsoft.com/office/drawing/2016/5/14/chartex" xmlns:mc="http://schemas.openxmlformats.org/markup-compatibility/2006" xmlns:aink="http://schemas.microsoft.com/office/drawing/2016/ink" xmlns:am3d="http://schemas.microsoft.com/office/drawing/2017/model3d" xmlns:o="urn:schemas-microsoft-com:office:office" xmlns:oel="http://schemas.microsoft.com/office/2019/extlst" xmlns:r="http://schemas.openxmlformats.org/officeDocument/2006/relationships" xmlns:m="http://schemas.openxmlformats.org/officeDocument/2006/math" xmlns:v="urn:schemas-microsoft-com:vml" xmlns:wp14="http://schemas.microsoft.com/office/word/2010/wordprocessingDrawing" xmlns:wp="http://schemas.openxmlformats.org/drawingml/2006/wordprocessingDrawing" xmlns:w10="urn:schemas-microsoft-com:office:word" xmlns:w="http://schemas.openxmlformats.org/wordprocessingml/2006/main" xmlns:w14="http://schemas.microsoft.com/office/word/2010/wordml" xmlns:w15="http://schemas.microsoft.com/office/word/2012/wordml" xmlns:w16cex="http://schemas.microsoft.com/office/word/2018/wordml/cex" xmlns:w16cid="http://schemas.microsoft.com/office/word/2016/wordml/cid" xmlns:w16="http://schemas.microsoft.com/office/word/2018/wordml" xmlns:w16du="http://schemas.microsoft.com/office/word/2023/wordml/word16du" xmlns:w16sdtdh="http://schemas.microsoft.com/office/word/2020/wordml/sdtdatahash" xmlns:w16sdtfl="http://schemas.microsoft.com/office/word/2024/wordml/sdtformatlock" xmlns:w16se="http://schemas.microsoft.com/office/word/2015/wordml/symex" xmlns:wpg="http://schemas.microsoft.com/office/word/2010/wordprocessingGroup" xmlns:wpi="http://schemas.microsoft.com/office/word/2010/wordprocessingInk" xmlns:wne="http://schemas.microsoft.com/office/word/2006/wordml" xmlns:wps="http://schemas.microsoft.com/office/word/2010/wordprocessingShape" mc:Ignorable="w14 w15 w16se w16cid w16 w16cex w16sdtdh w16sdtfl w16du wp14">
   <w:footnote w:type="separator" w:id="-1">
     <w:p>
       <w:pPr>
@@ -2928,7 +3337,7 @@
 </file>
 
 <file path=word/numbering.xml><?xml version="1.0" encoding="utf-8"?>
-<w:numbering xmlns:wpc="http://schemas.microsoft.com/office/word/2010/wordprocessingCanvas" xmlns:cx="http://schemas.microsoft.com/office/drawing/2014/chartex" xmlns:cx1="http://schemas.microsoft.com/office/drawing/2015/9/8/chartex" xmlns:cx2="http://schemas.microsoft.com/office/drawing/2015/10/21/chartex" xmlns:cx3="http://schemas.microsoft.com/office/drawing/2016/5/9/chartex" xmlns:cx4="http://schemas.microsoft.com/office/drawing/2016/5/10/chartex" xmlns:cx5="http://schemas.microsoft.com/office/drawing/2016/5/11/chartex" xmlns:cx6="http://schemas.microsoft.com/office/drawing/2016/5/12/chartex" xmlns:cx7="http://schemas.microsoft.com/office/drawing/2016/5/13/chartex" xmlns:cx8="http://schemas.microsoft.com/office/drawing/2016/5/14/chartex" xmlns:mc="http://schemas.openxmlformats.org/markup-compatibility/2006" xmlns:aink="http://schemas.microsoft.com/office/drawing/2016/ink" xmlns:am3d="http://schemas.microsoft.com/office/drawing/2017/model3d" xmlns:o="urn:schemas-microsoft-com:office:office" xmlns:oel="http://schemas.microsoft.com/office/2019/extlst" xmlns:r="http://schemas.openxmlformats.org/officeDocument/2006/relationships" xmlns:m="http://schemas.openxmlformats.org/officeDocument/2006/math" xmlns:v="urn:schemas-microsoft-com:vml" xmlns:wp14="http://schemas.microsoft.com/office/word/2010/wordprocessingDrawing" xmlns:wp="http://schemas.openxmlformats.org/drawingml/2006/wordprocessingDrawing" xmlns:w10="urn:schemas-microsoft-com:office:word" xmlns:w="http://schemas.openxmlformats.org/wordprocessingml/2006/main" xmlns:w14="http://schemas.microsoft.com/office/word/2010/wordml" xmlns:w15="http://schemas.microsoft.com/office/word/2012/wordml" xmlns:w16cei="http://schemas.microsoft.com/office/word/2026/wordml/cei" xmlns:w16cex="http://schemas.microsoft.com/office/word/2018/wordml/cex" xmlns:w16cid="http://schemas.microsoft.com/office/word/2016/wordml/cid" xmlns:w16="http://schemas.microsoft.com/office/word/2018/wordml" xmlns:w16du="http://schemas.microsoft.com/office/word/2023/wordml/word16du" xmlns:w16sdtdh="http://schemas.microsoft.com/office/word/2020/wordml/sdtdatahash" xmlns:w16sdtfl="http://schemas.microsoft.com/office/word/2024/wordml/sdtformatlock" xmlns:w16se="http://schemas.microsoft.com/office/word/2015/wordml/symex" xmlns:wpg="http://schemas.microsoft.com/office/word/2010/wordprocessingGroup" xmlns:wpi="http://schemas.microsoft.com/office/word/2010/wordprocessingInk" xmlns:wne="http://schemas.microsoft.com/office/word/2006/wordml" xmlns:wps="http://schemas.microsoft.com/office/word/2010/wordprocessingShape" mc:Ignorable="w14 w15 w16se w16cid w16 w16cex w16sdtdh w16sdtfl w16du wp14">
+<w:numbering xmlns:wpc="http://schemas.microsoft.com/office/word/2010/wordprocessingCanvas" xmlns:cx="http://schemas.microsoft.com/office/drawing/2014/chartex" xmlns:cx1="http://schemas.microsoft.com/office/drawing/2015/9/8/chartex" xmlns:cx2="http://schemas.microsoft.com/office/drawing/2015/10/21/chartex" xmlns:cx3="http://schemas.microsoft.com/office/drawing/2016/5/9/chartex" xmlns:cx4="http://schemas.microsoft.com/office/drawing/2016/5/10/chartex" xmlns:cx5="http://schemas.microsoft.com/office/drawing/2016/5/11/chartex" xmlns:cx6="http://schemas.microsoft.com/office/drawing/2016/5/12/chartex" xmlns:cx7="http://schemas.microsoft.com/office/drawing/2016/5/13/chartex" xmlns:cx8="http://schemas.microsoft.com/office/drawing/2016/5/14/chartex" xmlns:mc="http://schemas.openxmlformats.org/markup-compatibility/2006" xmlns:aink="http://schemas.microsoft.com/office/drawing/2016/ink" xmlns:am3d="http://schemas.microsoft.com/office/drawing/2017/model3d" xmlns:o="urn:schemas-microsoft-com:office:office" xmlns:oel="http://schemas.microsoft.com/office/2019/extlst" xmlns:r="http://schemas.openxmlformats.org/officeDocument/2006/relationships" xmlns:m="http://schemas.openxmlformats.org/officeDocument/2006/math" xmlns:v="urn:schemas-microsoft-com:vml" xmlns:wp14="http://schemas.microsoft.com/office/word/2010/wordprocessingDrawing" xmlns:wp="http://schemas.openxmlformats.org/drawingml/2006/wordprocessingDrawing" xmlns:w10="urn:schemas-microsoft-com:office:word" xmlns:w="http://schemas.openxmlformats.org/wordprocessingml/2006/main" xmlns:w14="http://schemas.microsoft.com/office/word/2010/wordml" xmlns:w15="http://schemas.microsoft.com/office/word/2012/wordml" xmlns:w16cex="http://schemas.microsoft.com/office/word/2018/wordml/cex" xmlns:w16cid="http://schemas.microsoft.com/office/word/2016/wordml/cid" xmlns:w16="http://schemas.microsoft.com/office/word/2018/wordml" xmlns:w16du="http://schemas.microsoft.com/office/word/2023/wordml/word16du" xmlns:w16sdtdh="http://schemas.microsoft.com/office/word/2020/wordml/sdtdatahash" xmlns:w16sdtfl="http://schemas.microsoft.com/office/word/2024/wordml/sdtformatlock" xmlns:w16se="http://schemas.microsoft.com/office/word/2015/wordml/symex" xmlns:wpg="http://schemas.microsoft.com/office/word/2010/wordprocessingGroup" xmlns:wpi="http://schemas.microsoft.com/office/word/2010/wordprocessingInk" xmlns:wne="http://schemas.microsoft.com/office/word/2006/wordml" xmlns:wps="http://schemas.microsoft.com/office/word/2010/wordprocessingShape" mc:Ignorable="w14 w15 w16se w16cid w16 w16cex w16sdtdh w16sdtfl w16du wp14">
   <w:abstractNum w:abstractNumId="0" w15:restartNumberingAfterBreak="0">
     <w:nsid w:val="FFFFFF7C"/>
     <w:multiLevelType w:val="singleLevel"/>
@@ -3098,6 +3507,104 @@
       <w:rPr>
         <w:rFonts w:ascii="Symbol" w:hAnsi="Symbol" w:hint="default"/>
       </w:rPr>
+    </w:lvl>
+  </w:abstractNum>
+  <w:abstractNum w:abstractNumId="9" w15:restartNumberingAfterBreak="0">
+    <w:nsid w:val="487C0388"/>
+    <w:multiLevelType w:val="multilevel"/>
+    <w:tmpl w:val="4DF89DA6"/>
+    <w:lvl w:ilvl="0">
+      <w:start w:val="1"/>
+      <w:numFmt w:val="decimal"/>
+      <w:pStyle w:val="Heading1"/>
+      <w:suff w:val="space"/>
+      <w:lvlText w:val="%1"/>
+      <w:lvlJc w:val="left"/>
+      <w:pPr>
+        <w:ind w:left="0" w:firstLine="0"/>
+      </w:pPr>
+    </w:lvl>
+    <w:lvl w:ilvl="1">
+      <w:start w:val="1"/>
+      <w:numFmt w:val="decimal"/>
+      <w:pStyle w:val="Heading2"/>
+      <w:suff w:val="space"/>
+      <w:lvlText w:val="%1.%2"/>
+      <w:lvlJc w:val="left"/>
+      <w:pPr>
+        <w:ind w:left="0" w:firstLine="0"/>
+      </w:pPr>
+    </w:lvl>
+    <w:lvl w:ilvl="2">
+      <w:start w:val="1"/>
+      <w:numFmt w:val="decimal"/>
+      <w:pStyle w:val="Heading3"/>
+      <w:suff w:val="space"/>
+      <w:lvlText w:val="%1.%2.%3"/>
+      <w:lvlJc w:val="left"/>
+      <w:pPr>
+        <w:ind w:left="0" w:firstLine="0"/>
+      </w:pPr>
+    </w:lvl>
+    <w:lvl w:ilvl="3">
+      <w:start w:val="1"/>
+      <w:numFmt w:val="decimal"/>
+      <w:suff w:val="space"/>
+      <w:lvlText w:val="%1.%2.%3.%4"/>
+      <w:lvlJc w:val="left"/>
+      <w:pPr>
+        <w:ind w:left="0" w:firstLine="0"/>
+      </w:pPr>
+    </w:lvl>
+    <w:lvl w:ilvl="4">
+      <w:start w:val="1"/>
+      <w:numFmt w:val="decimal"/>
+      <w:suff w:val="space"/>
+      <w:lvlText w:val="%1.%2.%3.%4.%5"/>
+      <w:lvlJc w:val="left"/>
+      <w:pPr>
+        <w:ind w:left="0" w:firstLine="0"/>
+      </w:pPr>
+    </w:lvl>
+    <w:lvl w:ilvl="5">
+      <w:start w:val="1"/>
+      <w:numFmt w:val="decimal"/>
+      <w:suff w:val="space"/>
+      <w:lvlText w:val="%1.%2.%3.%4.%5.%6"/>
+      <w:lvlJc w:val="left"/>
+      <w:pPr>
+        <w:ind w:left="0" w:firstLine="0"/>
+      </w:pPr>
+    </w:lvl>
+    <w:lvl w:ilvl="6">
+      <w:start w:val="1"/>
+      <w:numFmt w:val="decimal"/>
+      <w:suff w:val="space"/>
+      <w:lvlText w:val="%1.%2.%3.%4.%5.%6.%7"/>
+      <w:lvlJc w:val="left"/>
+      <w:pPr>
+        <w:ind w:left="0" w:firstLine="0"/>
+      </w:pPr>
+    </w:lvl>
+    <w:lvl w:ilvl="7">
+      <w:start w:val="1"/>
+      <w:numFmt w:val="decimal"/>
+      <w:suff w:val="space"/>
+      <w:lvlText w:val="%1.%2.%3.%4.%5.%6.%7.%8"/>
+      <w:lvlJc w:val="left"/>
+      <w:pPr>
+        <w:ind w:left="0" w:firstLine="0"/>
+      </w:pPr>
+    </w:lvl>
+    <w:lvl w:ilvl="8">
+      <w:start w:val="1"/>
+      <w:numFmt w:val="decimal"/>
+      <w:suff w:val="space"/>
+      <w:lvlText w:val="%1.%2.%3.%4.%5.%6.%7.%8.%9"/>
+      <w:lvlJc w:val="left"/>
+      <w:pPr>
+        <w:ind w:left="0" w:firstLine="0"/>
+      </w:pPr>
     </w:lvl>
   </w:abstractNum>
   <w:num w:numId="1" w16cid:durableId="474445100">
@@ -3126,6 +3633,9 @@
   </w:num>
   <w:num w:numId="9" w16cid:durableId="523133112">
     <w:abstractNumId w:val="0"/>
+  </w:num>
+  <w:num w:numId="10" w16cid:durableId="107970302">
+    <w:abstractNumId w:val="9"/>
   </w:num>
 </w:numbering>
 </file>
@@ -3535,6 +4045,9 @@
     <w:pPr>
       <w:keepNext/>
       <w:keepLines/>
+      <w:numPr>
+        <w:numId w:val="10"/>
+      </w:numPr>
       <w:spacing w:before="480" w:after="0"/>
       <w:outlineLvl w:val="0"/>
     </w:pPr>
@@ -3542,8 +4055,8 @@
       <w:rFonts w:asciiTheme="majorHAnsi" w:eastAsiaTheme="majorEastAsia" w:hAnsiTheme="majorHAnsi" w:cstheme="majorBidi"/>
       <w:b/>
       <w:bCs/>
-      <w:color w:val="1F3864"/>
-      <w:sz w:val="28"/>
+      <w:color w:val="1F4E79"/>
+      <w:sz w:val="36"/>
       <w:szCs w:val="28"/>
     </w:rPr>
   </w:style>
@@ -3559,6 +4072,10 @@
     <w:pPr>
       <w:keepNext/>
       <w:keepLines/>
+      <w:numPr>
+        <w:ilvl w:val="1"/>
+        <w:numId w:val="10"/>
+      </w:numPr>
       <w:spacing w:before="200" w:after="0"/>
       <w:outlineLvl w:val="1"/>
     </w:pPr>
@@ -3566,8 +4083,8 @@
       <w:rFonts w:asciiTheme="majorHAnsi" w:eastAsiaTheme="majorEastAsia" w:hAnsiTheme="majorHAnsi" w:cstheme="majorBidi"/>
       <w:b/>
       <w:bCs/>
-      <w:color w:val="1F3864"/>
-      <w:sz w:val="26"/>
+      <w:color w:val="1F4E79"/>
+      <w:sz w:val="28"/>
       <w:szCs w:val="26"/>
     </w:rPr>
   </w:style>
@@ -3583,6 +4100,10 @@
     <w:pPr>
       <w:keepNext/>
       <w:keepLines/>
+      <w:numPr>
+        <w:ilvl w:val="2"/>
+        <w:numId w:val="10"/>
+      </w:numPr>
       <w:spacing w:before="200" w:after="0"/>
       <w:outlineLvl w:val="2"/>
     </w:pPr>
@@ -3590,7 +4111,8 @@
       <w:rFonts w:asciiTheme="majorHAnsi" w:eastAsiaTheme="majorEastAsia" w:hAnsiTheme="majorHAnsi" w:cstheme="majorBidi"/>
       <w:b/>
       <w:bCs/>
-      <w:color w:val="1F3864"/>
+      <w:color w:val="1F4E79"/>
+      <w:sz w:val="24"/>
     </w:rPr>
   </w:style>
   <w:style w:type="paragraph" w:styleId="Heading4">
